--- a/downloads/indicadores/INPC/nota/INPC_nota.docx
+++ b/downloads/indicadores/INPC/nota/INPC_nota.docx
@@ -4,272 +4,101 @@
   <w:body>
     <w:tbl>
       <w:tblPr>
-        <w:tblStyle w:val="Tablaconcuadrcula"/>
-        <w:tblW w:w="0" w:type="auto"/>
-        <w:shd w:val="clear" w:color="auto" w:fill="10312B"/>
-        <w:tblLook w:val="04A0" w:firstRow="1" w:lastRow="0" w:firstColumn="1" w:lastColumn="0" w:noHBand="0" w:noVBand="1"/>
+        <w:tblW w:type="auto" w:w="0"/>
+        <w:tblLayout w:type="fixed"/>
+        <w:tblLook w:firstColumn="1" w:firstRow="1" w:lastColumn="0" w:lastRow="0" w:noHBand="0" w:noVBand="1" w:val="04A0"/>
       </w:tblPr>
       <w:tblGrid>
-        <w:gridCol w:w="5524"/>
+        <w:gridCol w:w="4392"/>
+        <w:gridCol w:w="4392"/>
       </w:tblGrid>
       <w:tr>
+        <w:trPr>
+          <w:cantSplit/>
+          <w:tblHeader/>
+        </w:trPr>
         <w:tc>
           <w:tcPr>
-            <w:tcW w:w="5524" w:type="dxa"/>
-            <w:shd w:val="clear" w:color="auto" w:fill="10312B"/>
+            <w:tcW w:type="dxa" w:w="4392"/>
+            <w:shd w:fill="10312B"/>
           </w:tcPr>
           <w:p>
             <w:pPr>
-              <w:rPr>
-                <w:rFonts w:ascii="Noto Sans" w:hAnsi="Noto Sans" w:cs="Noto Sans"/>
-                <w:b/>
-                <w:bCs/>
-                <w:color w:val="FFFFFF" w:themeColor="background1"/>
-                <w:sz w:val="20"/>
-                <w:lang w:val="es-ES"/>
-              </w:rPr>
-            </w:pPr>
-            <w:r>
-              <w:rPr>
-                <w:rFonts w:ascii="Noto Sans" w:hAnsi="Noto Sans" w:cs="Noto Sans"/>
-                <w:b/>
-                <w:bCs/>
-                <w:color w:val="FFFFFF" w:themeColor="background1"/>
-                <w:sz w:val="20"/>
-                <w:lang w:val="es-ES"/>
-              </w:rPr>
-              <w:t xml:space="preserve">Boletín de Indicador del </w:t>
-            </w:r>
-            <w:r>
-              <w:rPr>
-                <w:rFonts w:ascii="Noto Sans" w:hAnsi="Noto Sans" w:cs="Noto Sans"/>
-                <w:b/>
-                <w:bCs/>
-                <w:color w:val="FFFFFF" w:themeColor="background1"/>
-                <w:sz w:val="20"/>
-                <w:lang w:val="es-ES"/>
-              </w:rPr>
-              <w:t>24</w:t>
-            </w:r>
-            <w:r>
-              <w:rPr>
-                <w:rFonts w:ascii="Noto Sans" w:hAnsi="Noto Sans" w:cs="Noto Sans"/>
-                <w:b/>
-                <w:bCs/>
-                <w:color w:val="FFFFFF" w:themeColor="background1"/>
-                <w:sz w:val="20"/>
-                <w:lang w:val="es-ES"/>
-              </w:rPr>
-              <w:t xml:space="preserve"> de </w:t>
-            </w:r>
-            <w:r>
-              <w:rPr>
-                <w:rFonts w:ascii="Noto Sans" w:hAnsi="Noto Sans" w:cs="Noto Sans"/>
-                <w:b/>
-                <w:bCs/>
-                <w:color w:val="FFFFFF" w:themeColor="background1"/>
-                <w:sz w:val="20"/>
-                <w:lang w:val="es-ES"/>
-              </w:rPr>
-              <w:t>agosto</w:t>
-            </w:r>
-            <w:r>
-              <w:rPr>
-                <w:rFonts w:ascii="Noto Sans" w:hAnsi="Noto Sans" w:cs="Noto Sans"/>
-                <w:b/>
-                <w:bCs/>
-                <w:color w:val="FFFFFF" w:themeColor="background1"/>
-                <w:sz w:val="20"/>
-                <w:lang w:val="es-ES"/>
-              </w:rPr>
-              <w:t xml:space="preserve"> de 2026 | INEGI</w:t>
-            </w:r>
-          </w:p>
-        </w:tc>
-      </w:tr>
-    </w:tbl>
-    <w:tbl>
-      <w:tblPr>
-        <w:tblW w:w="8820" w:type="dxa"/>
-        <w:tblBorders>
-          <w:top w:val="single" w:sz="4" w:space="0" w:color="auto"/>
-          <w:left w:val="single" w:sz="4" w:space="0" w:color="auto"/>
-          <w:bottom w:val="single" w:sz="4" w:space="0" w:color="auto"/>
-          <w:right w:val="single" w:sz="4" w:space="0" w:color="auto"/>
-          <w:insideH w:val="single" w:sz="4" w:space="0" w:color="auto"/>
-          <w:insideV w:val="single" w:sz="4" w:space="0" w:color="auto"/>
-        </w:tblBorders>
-        <w:tblCellMar>
-          <w:left w:w="10" w:type="dxa"/>
-          <w:right w:w="10" w:type="dxa"/>
-        </w:tblCellMar>
-        <w:tblLook w:val="04A0" w:firstRow="1" w:lastRow="0" w:firstColumn="1" w:lastColumn="0" w:noHBand="0" w:noVBand="1"/>
-      </w:tblPr>
-      <w:tblGrid>
-        <w:gridCol w:w="4410"/>
-        <w:gridCol w:w="4410"/>
-      </w:tblGrid>
-      <w:tr>
-        <w:trPr>
-          <w:trHeight w:val="682"/>
-        </w:trPr>
-        <w:tc>
-          <w:tcPr>
-            <w:tcW w:w="8820" w:type="dxa"/>
-            <w:gridSpan w:val="2"/>
-            <w:shd w:val="clear" w:color="auto" w:fill="235B4C"/>
-            <w:tcMar>
-              <w:top w:w="85" w:type="dxa"/>
-              <w:left w:w="90" w:type="dxa"/>
-              <w:bottom w:w="85" w:type="dxa"/>
-              <w:right w:w="90" w:type="dxa"/>
-            </w:tcMar>
-            <w:vAlign w:val="center"/>
-          </w:tcPr>
-          <w:p>
-            <w:pPr>
-              <w:spacing w:after="20"/>
-              <w:jc w:val="center"/>
-            </w:pPr>
-            <w:r>
-              <w:rPr>
-                <w:rFonts w:ascii="Noto Sans" w:hAnsi="Noto Sans"/>
-                <w:color w:val="FFFFFF"/>
-                <w:sz w:val="15"/>
-              </w:rPr>
-              <w:t>ÍNDICE NACIONAL DE PRECIOS AL CONSUMIDOR (INPC)</w:t>
-            </w:r>
-          </w:p>
-          <w:p>
-            <w:pPr>
-              <w:spacing w:after="20"/>
-              <w:jc w:val="center"/>
+              <w:spacing w:before="0" w:after="0" w:line="240" w:lineRule="auto"/>
             </w:pPr>
             <w:r>
               <w:rPr>
                 <w:rFonts w:ascii="Noto Sans" w:hAnsi="Noto Sans"/>
                 <w:b/>
                 <w:color w:val="FFFFFF"/>
-                <w:sz w:val="28"/>
+                <w:sz w:val="20"/>
               </w:rPr>
-              <w:t>INPC · Primera quincena de agosto 2026</w:t>
+              <w:t>INPC · Septiembre de 2026</w:t>
+            </w:r>
+          </w:p>
+        </w:tc>
+        <w:tc>
+          <w:tcPr>
+            <w:tcW w:type="dxa" w:w="4392"/>
+            <w:shd w:fill="10312B"/>
+          </w:tcPr>
+          <w:p>
+            <w:pPr>
+              <w:spacing w:before="0" w:after="0" w:line="240" w:lineRule="auto"/>
+            </w:pPr>
+            <w:r>
+              <w:rPr>
+                <w:rFonts w:ascii="Noto Sans" w:hAnsi="Noto Sans"/>
+                <w:b/>
+                <w:color w:val="FFFFFF"/>
+                <w:sz w:val="20"/>
+              </w:rPr>
+              <w:t>Publicación 2026-10-08</w:t>
             </w:r>
           </w:p>
         </w:tc>
       </w:tr>
       <w:tr>
         <w:trPr>
-          <w:trHeight w:val="484"/>
+          <w:cantSplit/>
         </w:trPr>
         <w:tc>
           <w:tcPr>
-            <w:tcW w:w="4410" w:type="dxa"/>
-            <w:shd w:val="clear" w:color="auto" w:fill="F4F4F2"/>
-            <w:tcMar>
-              <w:top w:w="85" w:type="dxa"/>
-              <w:left w:w="90" w:type="dxa"/>
-              <w:bottom w:w="85" w:type="dxa"/>
-              <w:right w:w="90" w:type="dxa"/>
-            </w:tcMar>
-            <w:vAlign w:val="center"/>
+            <w:tcW w:type="dxa" w:w="4392"/>
+            <w:shd w:fill="10312B"/>
           </w:tcPr>
           <w:p>
             <w:pPr>
-              <w:spacing w:after="40"/>
-              <w:jc w:val="center"/>
+              <w:spacing w:before="0" w:after="0" w:line="240" w:lineRule="auto"/>
             </w:pPr>
             <w:r>
               <w:rPr>
                 <w:rFonts w:ascii="Noto Sans" w:hAnsi="Noto Sans"/>
                 <w:b/>
-                <w:color w:val="8C8C8C"/>
-                <w:sz w:val="13"/>
+                <w:color w:val="FFFFFF"/>
+                <w:sz w:val="20"/>
               </w:rPr>
-              <w:t>VARIACIÓN QUINCENAL</w:t>
+              <w:t>Índice 146.075</w:t>
             </w:r>
           </w:p>
+        </w:tc>
+        <w:tc>
+          <w:tcPr>
+            <w:tcW w:type="dxa" w:w="4392"/>
+            <w:shd w:fill="10312B"/>
+          </w:tcPr>
           <w:p>
             <w:pPr>
-              <w:spacing w:after="40"/>
-              <w:jc w:val="center"/>
+              <w:spacing w:before="0" w:after="0" w:line="240" w:lineRule="auto"/>
             </w:pPr>
             <w:r>
               <w:rPr>
                 <w:rFonts w:ascii="Noto Sans" w:hAnsi="Noto Sans"/>
                 <w:b/>
-                <w:color w:val="006341"/>
-                <w:sz w:val="54"/>
+                <w:color w:val="FFFFFF"/>
+                <w:sz w:val="20"/>
               </w:rPr>
-              <w:t>▲ 0.10%</w:t>
-            </w:r>
-          </w:p>
-          <w:p>
-            <w:pPr>
-              <w:jc w:val="center"/>
-            </w:pPr>
-            <w:r>
-              <w:rPr>
-                <w:rFonts w:ascii="Noto Sans" w:hAnsi="Noto Sans"/>
-                <w:color w:val="6B6864"/>
-                <w:sz w:val="13"/>
-              </w:rPr>
-              <w:t>1ª quincena de agosto 2026</w:t>
-            </w:r>
-          </w:p>
-        </w:tc>
-        <w:tc>
-          <w:tcPr>
-            <w:tcW w:w="4410" w:type="dxa"/>
-            <w:shd w:val="clear" w:color="auto" w:fill="F4F4F2"/>
-            <w:tcMar>
-              <w:top w:w="85" w:type="dxa"/>
-              <w:left w:w="90" w:type="dxa"/>
-              <w:bottom w:w="85" w:type="dxa"/>
-              <w:right w:w="90" w:type="dxa"/>
-            </w:tcMar>
-            <w:vAlign w:val="center"/>
-          </w:tcPr>
-          <w:p>
-            <w:pPr>
-              <w:spacing w:after="40"/>
-              <w:jc w:val="center"/>
-            </w:pPr>
-            <w:r>
-              <w:rPr>
-                <w:rFonts w:ascii="Noto Sans" w:hAnsi="Noto Sans"/>
-                <w:b/>
-                <w:color w:val="8C8C8C"/>
-                <w:sz w:val="13"/>
-              </w:rPr>
-              <w:t>VARIACIÓN ANUAL</w:t>
-            </w:r>
-          </w:p>
-          <w:p>
-            <w:pPr>
-              <w:spacing w:after="40"/>
-              <w:jc w:val="center"/>
-            </w:pPr>
-            <w:r>
-              <w:rPr>
-                <w:rFonts w:ascii="Noto Sans" w:hAnsi="Noto Sans"/>
-                <w:b/>
-                <w:color w:val="006341"/>
-                <w:sz w:val="54"/>
-              </w:rPr>
-              <w:t>▲ 3.26%</w:t>
-            </w:r>
-          </w:p>
-          <w:p>
-            <w:pPr>
-              <w:jc w:val="center"/>
-            </w:pPr>
-            <w:r>
-              <w:rPr>
-                <w:rFonts w:ascii="Noto Sans" w:hAnsi="Noto Sans"/>
-                <w:color w:val="6B6864"/>
-                <w:sz w:val="13"/>
-              </w:rPr>
-              <w:t>Comparación vs 1ª quincena de agosto 2025 (3.49%)</w:t>
+              <w:t>Mensual 0.42% | Anual 3.45%</w:t>
             </w:r>
           </w:p>
         </w:tc>
@@ -277,221 +106,9 @@
     </w:tbl>
     <w:p>
       <w:pPr>
-        <w:spacing w:before="60" w:after="60"/>
+        <w:keepNext w:val="0"/>
+        <w:spacing w:before="0" w:after="0" w:line="240" w:lineRule="auto"/>
         <w:jc w:val="both"/>
-        <w:rPr>
-          <w:rFonts w:ascii="Calibri" w:eastAsia="Noto Sans" w:hAnsi="Calibri" w:cs="Calibri"/>
-          <w:b/>
-          <w:bCs/>
-          <w:color w:val="1A1A1A"/>
-          <w:sz w:val="4"/>
-          <w:szCs w:val="20"/>
-        </w:rPr>
-      </w:pPr>
-    </w:p>
-    <w:p>
-      <w:pPr>
-        <w:jc w:val="both"/>
-        <w:rPr>
-          <w:rFonts w:ascii="Noto Sans Oriya" w:hAnsi="Noto Sans Oriya" w:cs="Noto Sans Oriya"/>
-          <w:sz w:val="22"/>
-          <w:szCs w:val="22"/>
-          <w:lang w:eastAsia="es-ES_tradnl"/>
-        </w:rPr>
-      </w:pPr>
-      <w:r>
-        <w:rPr>
-          <w:rFonts w:ascii="Noto Sans" w:hAnsi="Noto Sans"/>
-          <w:sz w:val="22"/>
-          <w:szCs w:val="22"/>
-        </w:rPr>
-        <w:t>En la primera quincena de agosto, la inflación anual se ubicó por debajo de la observada un año antes. El componente subyacente se ubicó por encima de la inflación general, mientras que la inflación no subyacente permaneció por debajo de 1% anual</w:t>
-      </w:r>
-      <w:r>
-        <w:rPr>
-          <w:rFonts w:ascii="Noto Sans" w:hAnsi="Noto Sans"/>
-          <w:sz w:val="22"/>
-          <w:szCs w:val="22"/>
-        </w:rPr>
-        <w:t>.</w:t>
-      </w:r>
-    </w:p>
-    <w:p>
-      <w:pPr>
-        <w:jc w:val="both"/>
-        <w:rPr>
-          <w:rFonts w:ascii="Noto Sans Oriya" w:hAnsi="Noto Sans Oriya" w:cs="Noto Sans Oriya"/>
-          <w:sz w:val="18"/>
-          <w:szCs w:val="22"/>
-          <w:lang w:eastAsia="es-ES_tradnl"/>
-        </w:rPr>
-      </w:pPr>
-    </w:p>
-    <w:tbl>
-      <w:tblPr>
-        <w:tblW w:w="8862" w:type="dxa"/>
-        <w:tblCellMar>
-          <w:left w:w="10" w:type="dxa"/>
-          <w:right w:w="10" w:type="dxa"/>
-        </w:tblCellMar>
-        <w:tblLook w:val="04A0" w:firstRow="1" w:lastRow="0" w:firstColumn="1" w:lastColumn="0" w:noHBand="0" w:noVBand="1"/>
-      </w:tblPr>
-      <w:tblGrid>
-        <w:gridCol w:w="8862"/>
-      </w:tblGrid>
-      <w:tr>
-        <w:trPr>
-          <w:trHeight w:val="2702"/>
-        </w:trPr>
-        <w:tc>
-          <w:tcPr>
-            <w:tcW w:w="8862" w:type="dxa"/>
-            <w:shd w:val="clear" w:color="auto" w:fill="F4F4F2"/>
-            <w:tcMar>
-              <w:top w:w="95" w:type="dxa"/>
-              <w:left w:w="90" w:type="dxa"/>
-              <w:bottom w:w="95" w:type="dxa"/>
-              <w:right w:w="90" w:type="dxa"/>
-            </w:tcMar>
-            <w:vAlign w:val="center"/>
-          </w:tcPr>
-          <w:p>
-            <w:pPr>
-              <w:rPr>
-                <w:sz w:val="22"/>
-                <w:szCs w:val="22"/>
-              </w:rPr>
-            </w:pPr>
-            <w:r>
-              <w:rPr>
-                <w:rFonts w:ascii="Noto Sans" w:eastAsia="Noto Sans" w:hAnsi="Noto Sans" w:cs="Noto Sans"/>
-                <w:b/>
-                <w:bCs/>
-                <w:color w:val="10312B"/>
-                <w:sz w:val="22"/>
-                <w:szCs w:val="22"/>
-              </w:rPr>
-              <w:t>Resumen ejecutivo</w:t>
-            </w:r>
-          </w:p>
-          <w:p>
-            <w:pPr>
-              <w:pStyle w:val="pdq2pgselectionanchorcontainer"/>
-              <w:numPr>
-                <w:ilvl w:val="0"/>
-                <w:numId w:val="36"/>
-              </w:numPr>
-              <w:spacing w:line="276" w:lineRule="auto"/>
-              <w:ind w:left="482"/>
-              <w:jc w:val="both"/>
-              <w:rPr>
-                <w:rFonts w:ascii="Noto Sans" w:hAnsi="Noto Sans"/>
-                <w:sz w:val="22"/>
-                <w:szCs w:val="22"/>
-              </w:rPr>
-            </w:pPr>
-            <w:r>
-              <w:rPr>
-                <w:rFonts w:ascii="Noto Sans" w:hAnsi="Noto Sans"/>
-                <w:sz w:val="22"/>
-                <w:szCs w:val="22"/>
-              </w:rPr>
-              <w:t>La inflación anual se ubicó en 3.26%, por debajo del 3.49% registrado en la misma quincena de 2025.</w:t>
-            </w:r>
-          </w:p>
-          <w:p>
-            <w:pPr>
-              <w:pStyle w:val="pdq2pgselectionanchorcontainer"/>
-              <w:numPr>
-                <w:ilvl w:val="0"/>
-                <w:numId w:val="36"/>
-              </w:numPr>
-              <w:spacing w:line="276" w:lineRule="auto"/>
-              <w:ind w:left="482"/>
-              <w:jc w:val="both"/>
-              <w:rPr>
-                <w:rFonts w:ascii="Noto Sans" w:hAnsi="Noto Sans"/>
-                <w:sz w:val="22"/>
-                <w:szCs w:val="22"/>
-              </w:rPr>
-            </w:pPr>
-            <w:r>
-              <w:rPr>
-                <w:rFonts w:ascii="Noto Sans" w:hAnsi="Noto Sans"/>
-                <w:sz w:val="22"/>
-                <w:szCs w:val="22"/>
-              </w:rPr>
-              <w:t>Dentro del componente subyacente, los servicios registraron una variación anual de 4.34%, superior al 3.51% de las mercancías.</w:t>
-            </w:r>
-          </w:p>
-          <w:p>
-            <w:pPr>
-              <w:pStyle w:val="NormalWeb"/>
-              <w:numPr>
-                <w:ilvl w:val="0"/>
-                <w:numId w:val="36"/>
-              </w:numPr>
-              <w:spacing w:after="0" w:afterAutospacing="0" w:line="276" w:lineRule="auto"/>
-              <w:ind w:left="482"/>
-              <w:jc w:val="both"/>
-              <w:rPr>
-                <w:sz w:val="22"/>
-                <w:szCs w:val="22"/>
-              </w:rPr>
-            </w:pPr>
-            <w:r>
-              <w:rPr>
-                <w:rFonts w:ascii="Noto Sans" w:hAnsi="Noto Sans"/>
-                <w:sz w:val="22"/>
-                <w:szCs w:val="22"/>
-              </w:rPr>
-              <w:t>E</w:t>
-            </w:r>
-            <w:r>
-              <w:rPr>
-                <w:rFonts w:ascii="Noto Sans" w:hAnsi="Noto Sans"/>
-                <w:sz w:val="22"/>
-                <w:szCs w:val="22"/>
-              </w:rPr>
-              <w:t>n la quincena, los agropecuarios aumentaron 0.39%, mientras que los energéticos y tarifas autorizadas por el gobierno crecieron 0.02%</w:t>
-            </w:r>
-            <w:r>
-              <w:rPr>
-                <w:rFonts w:ascii="Noto Sans" w:hAnsi="Noto Sans"/>
-                <w:sz w:val="22"/>
-                <w:szCs w:val="22"/>
-              </w:rPr>
-              <w:t>.</w:t>
-            </w:r>
-          </w:p>
-        </w:tc>
-      </w:tr>
-    </w:tbl>
-    <w:p>
-      <w:pPr>
-        <w:spacing w:before="80" w:after="40"/>
-        <w:rPr>
-          <w:rFonts w:ascii="Noto Sans" w:eastAsia="Noto Sans" w:hAnsi="Noto Sans" w:cs="Noto Sans"/>
-          <w:b/>
-          <w:bCs/>
-          <w:color w:val="10312B"/>
-          <w:sz w:val="2"/>
-          <w:szCs w:val="20"/>
-        </w:rPr>
-      </w:pPr>
-    </w:p>
-    <w:p>
-      <w:pPr>
-        <w:spacing w:before="80" w:after="40"/>
-        <w:jc w:val="center"/>
-        <w:rPr>
-          <w:rFonts w:ascii="Calibri" w:eastAsia="Noto Sans" w:hAnsi="Calibri" w:cs="Calibri"/>
-          <w:b/>
-          <w:bCs/>
-          <w:color w:val="10312B"/>
-          <w:sz w:val="22"/>
-          <w:szCs w:val="20"/>
-        </w:rPr>
       </w:pPr>
       <w:r>
         <w:rPr>
@@ -500,301 +117,307 @@
           <w:color w:val="10312B"/>
           <w:sz w:val="22"/>
         </w:rPr>
-        <w:t>Variación e incidencia del INPC por componentes</w:t>
+        <w:t>Precios al consumidor</w:t>
+      </w:r>
+    </w:p>
+    <w:p>
+      <w:pPr>
+        <w:keepNext w:val="0"/>
+        <w:spacing w:before="0" w:after="0" w:line="240" w:lineRule="auto"/>
+        <w:jc w:val="both"/>
+      </w:pPr>
+      <w:r>
+        <w:rPr>
+          <w:rFonts w:ascii="Noto Sans" w:hAnsi="Noto Sans"/>
+          <w:b w:val="0"/>
+          <w:color w:val="666666"/>
+          <w:sz w:val="16"/>
+        </w:rPr>
+        <w:t>Base: Segunda quincena de julio de 2018=100. Variaciones de precios publicadas en el boletín; no son variaciones reales de producción.</w:t>
+      </w:r>
+    </w:p>
+    <w:p>
+      <w:pPr>
+        <w:keepNext w:val="0"/>
+        <w:spacing w:before="0" w:after="0" w:line="240" w:lineRule="auto"/>
+        <w:jc w:val="both"/>
+      </w:pPr>
+      <w:r>
+        <w:rPr>
+          <w:rFonts w:ascii="Noto Sans" w:hAnsi="Noto Sans"/>
+          <w:b w:val="0"/>
+          <w:color w:val="000000"/>
+          <w:sz w:val="13"/>
+        </w:rPr>
+      </w:r>
+    </w:p>
+    <w:p>
+      <w:pPr>
+        <w:keepNext/>
+        <w:spacing w:before="0" w:after="0" w:line="240" w:lineRule="auto"/>
+        <w:jc w:val="both"/>
+      </w:pPr>
+      <w:r>
+        <w:rPr>
+          <w:rFonts w:ascii="Noto Sans" w:hAnsi="Noto Sans"/>
+          <w:b/>
+          <w:color w:val="235B4C"/>
+          <w:sz w:val="22"/>
+        </w:rPr>
+        <w:t>Resumen ejecutivo</w:t>
+      </w:r>
+    </w:p>
+    <w:p>
+      <w:pPr>
+        <w:keepNext w:val="0"/>
+        <w:spacing w:before="0" w:after="0" w:line="240" w:lineRule="auto"/>
+        <w:jc w:val="both"/>
+        <w:shd w:fill="F1F2F0"/>
+      </w:pPr>
+      <w:r>
+        <w:rPr>
+          <w:rFonts w:ascii="Noto Sans" w:hAnsi="Noto Sans"/>
+          <w:b w:val="0"/>
+          <w:color w:val="000000"/>
+          <w:sz w:val="22"/>
+        </w:rPr>
+        <w:t>En septiembre de 2026, la variación anual del INPC fue 3.45%, frente a 3.76% en el mismo mes del año anterior: una diferencia de -0.31 puntos porcentuales.</w:t>
+      </w:r>
+    </w:p>
+    <w:p>
+      <w:pPr>
+        <w:keepNext w:val="0"/>
+        <w:spacing w:before="0" w:after="0" w:line="240" w:lineRule="auto"/>
+        <w:jc w:val="both"/>
+        <w:shd w:fill="F1F2F0"/>
+        <w:numPr>
+          <w:ilvl w:val="0"/>
+          <w:numId w:val="36"/>
+        </w:numPr>
+      </w:pPr>
+      <w:r>
+        <w:rPr>
+          <w:rFonts w:ascii="Noto Sans" w:hAnsi="Noto Sans"/>
+          <w:b w:val="0"/>
+          <w:color w:val="000000"/>
+          <w:sz w:val="22"/>
+        </w:rPr>
+        <w:t>La inflación subyacente registró 3.75% anual y la no subyacente, 2.45%. Sus incidencias mensuales fueron 0.156 y 0.266 puntos porcentuales.</w:t>
+      </w:r>
+    </w:p>
+    <w:p>
+      <w:pPr>
+        <w:keepNext w:val="0"/>
+        <w:spacing w:before="0" w:after="0" w:line="240" w:lineRule="auto"/>
+        <w:jc w:val="both"/>
+        <w:shd w:fill="F1F2F0"/>
+        <w:numPr>
+          <w:ilvl w:val="0"/>
+          <w:numId w:val="36"/>
+        </w:numPr>
+      </w:pPr>
+      <w:r>
+        <w:rPr>
+          <w:rFonts w:ascii="Noto Sans" w:hAnsi="Noto Sans"/>
+          <w:b w:val="0"/>
+          <w:color w:val="000000"/>
+          <w:sz w:val="22"/>
+        </w:rPr>
+        <w:t>El nivel general de precios aumentó 0.42% en el mes. Una reducción de la inflación anual no implica una caída del nivel de precios.</w:t>
+      </w:r>
+    </w:p>
+    <w:p>
+      <w:pPr>
+        <w:keepNext w:val="0"/>
+        <w:spacing w:before="0" w:after="0" w:line="240" w:lineRule="auto"/>
+        <w:jc w:val="both"/>
+      </w:pPr>
+      <w:r>
+        <w:rPr>
+          <w:rFonts w:ascii="Noto Sans" w:hAnsi="Noto Sans"/>
+          <w:b w:val="0"/>
+          <w:color w:val="000000"/>
+          <w:sz w:val="13"/>
+        </w:rPr>
+      </w:r>
+    </w:p>
+    <w:p>
+      <w:pPr>
+        <w:keepNext/>
+        <w:spacing w:before="0" w:after="0" w:line="240" w:lineRule="auto"/>
+        <w:jc w:val="both"/>
+      </w:pPr>
+      <w:r>
+        <w:rPr>
+          <w:rFonts w:ascii="Noto Sans" w:hAnsi="Noto Sans"/>
+          <w:b/>
+          <w:color w:val="235B4C"/>
+          <w:sz w:val="22"/>
+        </w:rPr>
+        <w:t>Variaciones por componente</w:t>
       </w:r>
     </w:p>
     <w:tbl>
       <w:tblPr>
-        <w:tblW w:w="8820" w:type="dxa"/>
-        <w:tblBorders>
-          <w:top w:val="single" w:sz="4" w:space="0" w:color="auto"/>
-          <w:left w:val="single" w:sz="4" w:space="0" w:color="auto"/>
-          <w:bottom w:val="single" w:sz="4" w:space="0" w:color="auto"/>
-          <w:right w:val="single" w:sz="4" w:space="0" w:color="auto"/>
-          <w:insideH w:val="single" w:sz="4" w:space="0" w:color="auto"/>
-          <w:insideV w:val="single" w:sz="4" w:space="0" w:color="auto"/>
-        </w:tblBorders>
-        <w:tblCellMar>
-          <w:left w:w="10" w:type="dxa"/>
-          <w:right w:w="10" w:type="dxa"/>
-        </w:tblCellMar>
-        <w:tblLook w:val="04A0" w:firstRow="1" w:lastRow="0" w:firstColumn="1" w:lastColumn="0" w:noHBand="0" w:noVBand="1"/>
+        <w:tblW w:type="auto" w:w="0"/>
+        <w:tblLayout w:type="fixed"/>
+        <w:tblLook w:firstColumn="1" w:firstRow="1" w:lastColumn="0" w:lastRow="0" w:noHBand="0" w:noVBand="1" w:val="04A0"/>
       </w:tblPr>
       <w:tblGrid>
-        <w:gridCol w:w="3200"/>
-        <w:gridCol w:w="1873"/>
-        <w:gridCol w:w="1873"/>
-        <w:gridCol w:w="1874"/>
+        <w:gridCol w:w="4464"/>
+        <w:gridCol w:w="2160"/>
+        <w:gridCol w:w="2160"/>
       </w:tblGrid>
       <w:tr>
         <w:trPr>
+          <w:cantSplit/>
           <w:tblHeader/>
         </w:trPr>
         <w:tc>
           <w:tcPr>
-            <w:tcW w:w="3200" w:type="dxa"/>
-            <w:shd w:val="clear" w:color="auto" w:fill="235B4C"/>
-            <w:tcMar>
-              <w:top w:w="35" w:type="dxa"/>
-              <w:left w:w="90" w:type="dxa"/>
-              <w:bottom w:w="35" w:type="dxa"/>
-              <w:right w:w="90" w:type="dxa"/>
-            </w:tcMar>
-            <w:vAlign w:val="center"/>
+            <w:tcW w:type="dxa" w:w="4464"/>
+            <w:shd w:fill="10312B"/>
           </w:tcPr>
           <w:p>
             <w:pPr>
-              <w:rPr>
-                <w:sz w:val="16"/>
-              </w:rPr>
+              <w:spacing w:before="0" w:after="0" w:line="240" w:lineRule="auto"/>
             </w:pPr>
             <w:r>
               <w:rPr>
                 <w:rFonts w:ascii="Noto Sans" w:hAnsi="Noto Sans"/>
                 <w:b/>
                 <w:color w:val="FFFFFF"/>
-                <w:sz w:val="16"/>
+                <w:sz w:val="20"/>
               </w:rPr>
-              <w:t>Concepto</w:t>
+              <w:t>Componente</w:t>
             </w:r>
           </w:p>
         </w:tc>
         <w:tc>
           <w:tcPr>
-            <w:tcW w:w="1873" w:type="dxa"/>
-            <w:shd w:val="clear" w:color="auto" w:fill="235B4C"/>
-            <w:tcMar>
-              <w:top w:w="35" w:type="dxa"/>
-              <w:left w:w="90" w:type="dxa"/>
-              <w:bottom w:w="35" w:type="dxa"/>
-              <w:right w:w="90" w:type="dxa"/>
-            </w:tcMar>
-            <w:vAlign w:val="center"/>
+            <w:tcW w:type="dxa" w:w="2160"/>
+            <w:shd w:fill="10312B"/>
           </w:tcPr>
           <w:p>
             <w:pPr>
-              <w:jc w:val="center"/>
-              <w:rPr>
-                <w:sz w:val="16"/>
-              </w:rPr>
+              <w:spacing w:before="0" w:after="0" w:line="240" w:lineRule="auto"/>
             </w:pPr>
             <w:r>
               <w:rPr>
                 <w:rFonts w:ascii="Noto Sans" w:hAnsi="Noto Sans"/>
                 <w:b/>
                 <w:color w:val="FFFFFF"/>
-                <w:sz w:val="16"/>
+                <w:sz w:val="20"/>
               </w:rPr>
-              <w:t>Var. quincenal</w:t>
+              <w:t>Mensual (%)</w:t>
             </w:r>
           </w:p>
         </w:tc>
         <w:tc>
           <w:tcPr>
-            <w:tcW w:w="1873" w:type="dxa"/>
-            <w:shd w:val="clear" w:color="auto" w:fill="235B4C"/>
-            <w:tcMar>
-              <w:top w:w="35" w:type="dxa"/>
-              <w:left w:w="90" w:type="dxa"/>
-              <w:bottom w:w="35" w:type="dxa"/>
-              <w:right w:w="90" w:type="dxa"/>
-            </w:tcMar>
-            <w:vAlign w:val="center"/>
+            <w:tcW w:type="dxa" w:w="2160"/>
+            <w:shd w:fill="10312B"/>
           </w:tcPr>
           <w:p>
             <w:pPr>
-              <w:jc w:val="center"/>
-              <w:rPr>
-                <w:sz w:val="16"/>
-              </w:rPr>
+              <w:spacing w:before="0" w:after="0" w:line="240" w:lineRule="auto"/>
             </w:pPr>
             <w:r>
               <w:rPr>
                 <w:rFonts w:ascii="Noto Sans" w:hAnsi="Noto Sans"/>
                 <w:b/>
                 <w:color w:val="FFFFFF"/>
-                <w:sz w:val="16"/>
+                <w:sz w:val="20"/>
               </w:rPr>
-              <w:t>Var. anual</w:t>
+              <w:t>Anual (%)</w:t>
+            </w:r>
+          </w:p>
+        </w:tc>
+      </w:tr>
+      <w:tr>
+        <w:trPr>
+          <w:cantSplit/>
+        </w:trPr>
+        <w:tc>
+          <w:tcPr>
+            <w:tcW w:type="dxa" w:w="4464"/>
+            <w:shd w:fill="F4F4F2"/>
+          </w:tcPr>
+          <w:p>
+            <w:pPr>
+              <w:spacing w:before="0" w:after="0" w:line="240" w:lineRule="auto"/>
+            </w:pPr>
+            <w:r>
+              <w:rPr>
+                <w:rFonts w:ascii="Noto Sans" w:hAnsi="Noto Sans"/>
+                <w:b w:val="0"/>
+                <w:color w:val="000000"/>
+                <w:sz w:val="20"/>
+              </w:rPr>
+              <w:t>General</w:t>
             </w:r>
           </w:p>
         </w:tc>
         <w:tc>
           <w:tcPr>
-            <w:tcW w:w="1874" w:type="dxa"/>
-            <w:shd w:val="clear" w:color="auto" w:fill="235B4C"/>
-            <w:tcMar>
-              <w:top w:w="35" w:type="dxa"/>
-              <w:left w:w="90" w:type="dxa"/>
-              <w:bottom w:w="35" w:type="dxa"/>
-              <w:right w:w="90" w:type="dxa"/>
-            </w:tcMar>
-            <w:vAlign w:val="center"/>
+            <w:tcW w:type="dxa" w:w="2160"/>
+            <w:shd w:fill="F4F4F2"/>
           </w:tcPr>
           <w:p>
             <w:pPr>
-              <w:jc w:val="center"/>
-              <w:rPr>
-                <w:sz w:val="16"/>
-              </w:rPr>
+              <w:spacing w:before="0" w:after="0" w:line="240" w:lineRule="auto"/>
             </w:pPr>
             <w:r>
               <w:rPr>
                 <w:rFonts w:ascii="Noto Sans" w:hAnsi="Noto Sans"/>
-                <w:b/>
-                <w:color w:val="FFFFFF"/>
-                <w:sz w:val="16"/>
+                <w:b w:val="0"/>
+                <w:color w:val="000000"/>
+                <w:sz w:val="20"/>
               </w:rPr>
-              <w:t>Incidencia anual¹</w:t>
+              <w:t>0.42</w:t>
+            </w:r>
+          </w:p>
+        </w:tc>
+        <w:tc>
+          <w:tcPr>
+            <w:tcW w:type="dxa" w:w="2160"/>
+            <w:shd w:fill="F4F4F2"/>
+          </w:tcPr>
+          <w:p>
+            <w:pPr>
+              <w:spacing w:before="0" w:after="0" w:line="240" w:lineRule="auto"/>
+            </w:pPr>
+            <w:r>
+              <w:rPr>
+                <w:rFonts w:ascii="Noto Sans" w:hAnsi="Noto Sans"/>
+                <w:b w:val="0"/>
+                <w:color w:val="000000"/>
+                <w:sz w:val="20"/>
+              </w:rPr>
+              <w:t>3.45</w:t>
             </w:r>
           </w:p>
         </w:tc>
       </w:tr>
       <w:tr>
+        <w:trPr>
+          <w:cantSplit/>
+        </w:trPr>
         <w:tc>
           <w:tcPr>
-            <w:tcW w:w="3200" w:type="dxa"/>
-            <w:shd w:val="clear" w:color="auto" w:fill="F4F4F2"/>
-            <w:tcMar>
-              <w:top w:w="35" w:type="dxa"/>
-              <w:left w:w="90" w:type="dxa"/>
-              <w:bottom w:w="35" w:type="dxa"/>
-              <w:right w:w="90" w:type="dxa"/>
-            </w:tcMar>
-            <w:vAlign w:val="center"/>
+            <w:tcW w:type="dxa" w:w="4464"/>
+            <w:shd w:fill="FFFFFF"/>
           </w:tcPr>
           <w:p>
             <w:pPr>
-              <w:rPr>
-                <w:sz w:val="16"/>
-              </w:rPr>
+              <w:spacing w:before="0" w:after="0" w:line="240" w:lineRule="auto"/>
             </w:pPr>
             <w:r>
               <w:rPr>
                 <w:rFonts w:ascii="Noto Sans" w:hAnsi="Noto Sans"/>
-                <w:b/>
+                <w:b w:val="0"/>
                 <w:color w:val="000000"/>
-                <w:sz w:val="16"/>
-              </w:rPr>
-              <w:t>INPC general</w:t>
-            </w:r>
-          </w:p>
-        </w:tc>
-        <w:tc>
-          <w:tcPr>
-            <w:tcW w:w="1873" w:type="dxa"/>
-            <w:shd w:val="clear" w:color="auto" w:fill="F4F4F2"/>
-            <w:tcMar>
-              <w:top w:w="35" w:type="dxa"/>
-              <w:left w:w="90" w:type="dxa"/>
-              <w:bottom w:w="35" w:type="dxa"/>
-              <w:right w:w="90" w:type="dxa"/>
-            </w:tcMar>
-            <w:vAlign w:val="center"/>
-          </w:tcPr>
-          <w:p>
-            <w:pPr>
-              <w:jc w:val="center"/>
-              <w:rPr>
-                <w:sz w:val="16"/>
-              </w:rPr>
-            </w:pPr>
-            <w:r>
-              <w:rPr>
-                <w:rFonts w:ascii="Noto Sans" w:hAnsi="Noto Sans"/>
-                <w:b/>
-                <w:color w:val="000000"/>
-                <w:sz w:val="16"/>
-              </w:rPr>
-              <w:t>▲ 0.10%</w:t>
-            </w:r>
-          </w:p>
-        </w:tc>
-        <w:tc>
-          <w:tcPr>
-            <w:tcW w:w="1873" w:type="dxa"/>
-            <w:shd w:val="clear" w:color="auto" w:fill="F4F4F2"/>
-            <w:tcMar>
-              <w:top w:w="35" w:type="dxa"/>
-              <w:left w:w="90" w:type="dxa"/>
-              <w:bottom w:w="35" w:type="dxa"/>
-              <w:right w:w="90" w:type="dxa"/>
-            </w:tcMar>
-            <w:vAlign w:val="center"/>
-          </w:tcPr>
-          <w:p>
-            <w:pPr>
-              <w:jc w:val="center"/>
-              <w:rPr>
-                <w:sz w:val="16"/>
-              </w:rPr>
-            </w:pPr>
-            <w:r>
-              <w:rPr>
-                <w:rFonts w:ascii="Noto Sans" w:hAnsi="Noto Sans"/>
-                <w:b/>
-                <w:color w:val="000000"/>
-                <w:sz w:val="16"/>
-              </w:rPr>
-              <w:t>▲ 3.26%</w:t>
-            </w:r>
-          </w:p>
-        </w:tc>
-        <w:tc>
-          <w:tcPr>
-            <w:tcW w:w="1874" w:type="dxa"/>
-            <w:shd w:val="clear" w:color="auto" w:fill="F4F4F2"/>
-            <w:tcMar>
-              <w:top w:w="35" w:type="dxa"/>
-              <w:left w:w="90" w:type="dxa"/>
-              <w:bottom w:w="35" w:type="dxa"/>
-              <w:right w:w="90" w:type="dxa"/>
-            </w:tcMar>
-            <w:vAlign w:val="center"/>
-          </w:tcPr>
-          <w:p>
-            <w:pPr>
-              <w:jc w:val="center"/>
-              <w:rPr>
-                <w:sz w:val="16"/>
-              </w:rPr>
-            </w:pPr>
-            <w:r>
-              <w:rPr>
-                <w:rFonts w:ascii="Noto Sans" w:hAnsi="Noto Sans"/>
-                <w:b/>
-                <w:color w:val="000000"/>
-                <w:sz w:val="16"/>
-              </w:rPr>
-              <w:t>3.262</w:t>
-            </w:r>
-          </w:p>
-        </w:tc>
-      </w:tr>
-      <w:tr>
-        <w:tc>
-          <w:tcPr>
-            <w:tcW w:w="3200" w:type="dxa"/>
-            <w:tcMar>
-              <w:top w:w="35" w:type="dxa"/>
-              <w:left w:w="90" w:type="dxa"/>
-              <w:bottom w:w="35" w:type="dxa"/>
-              <w:right w:w="90" w:type="dxa"/>
-            </w:tcMar>
-            <w:vAlign w:val="center"/>
-          </w:tcPr>
-          <w:p>
-            <w:pPr>
-              <w:rPr>
-                <w:sz w:val="16"/>
-              </w:rPr>
-            </w:pPr>
-            <w:r>
-              <w:rPr>
-                <w:rFonts w:ascii="Noto Sans" w:hAnsi="Noto Sans"/>
-                <w:b/>
-                <w:color w:val="000000"/>
-                <w:sz w:val="16"/>
+                <w:sz w:val="20"/>
               </w:rPr>
               <w:t>Subyacente</w:t>
             </w:r>
@@ -802,347 +425,194 @@
         </w:tc>
         <w:tc>
           <w:tcPr>
-            <w:tcW w:w="1873" w:type="dxa"/>
-            <w:tcMar>
-              <w:top w:w="35" w:type="dxa"/>
-              <w:left w:w="90" w:type="dxa"/>
-              <w:bottom w:w="35" w:type="dxa"/>
-              <w:right w:w="90" w:type="dxa"/>
-            </w:tcMar>
-            <w:vAlign w:val="center"/>
+            <w:tcW w:type="dxa" w:w="2160"/>
+            <w:shd w:fill="FFFFFF"/>
           </w:tcPr>
           <w:p>
             <w:pPr>
-              <w:jc w:val="center"/>
-              <w:rPr>
-                <w:sz w:val="16"/>
-              </w:rPr>
+              <w:spacing w:before="0" w:after="0" w:line="240" w:lineRule="auto"/>
             </w:pPr>
             <w:r>
               <w:rPr>
                 <w:rFonts w:ascii="Noto Sans" w:hAnsi="Noto Sans"/>
-                <w:b/>
+                <w:b w:val="0"/>
                 <w:color w:val="000000"/>
-                <w:sz w:val="16"/>
+                <w:sz w:val="20"/>
               </w:rPr>
-              <w:t>▲ 0.08%</w:t>
+              <w:t>0.20</w:t>
             </w:r>
           </w:p>
         </w:tc>
         <w:tc>
           <w:tcPr>
-            <w:tcW w:w="1873" w:type="dxa"/>
-            <w:tcMar>
-              <w:top w:w="35" w:type="dxa"/>
-              <w:left w:w="90" w:type="dxa"/>
-              <w:bottom w:w="35" w:type="dxa"/>
-              <w:right w:w="90" w:type="dxa"/>
-            </w:tcMar>
-            <w:vAlign w:val="center"/>
+            <w:tcW w:type="dxa" w:w="2160"/>
+            <w:shd w:fill="FFFFFF"/>
           </w:tcPr>
           <w:p>
             <w:pPr>
-              <w:jc w:val="center"/>
-              <w:rPr>
-                <w:sz w:val="16"/>
-              </w:rPr>
+              <w:spacing w:before="0" w:after="0" w:line="240" w:lineRule="auto"/>
             </w:pPr>
             <w:r>
               <w:rPr>
                 <w:rFonts w:ascii="Noto Sans" w:hAnsi="Noto Sans"/>
-                <w:b/>
+                <w:b w:val="0"/>
                 <w:color w:val="000000"/>
-                <w:sz w:val="16"/>
+                <w:sz w:val="20"/>
               </w:rPr>
-              <w:t>▲ 3.93%</w:t>
+              <w:t>3.75</w:t>
+            </w:r>
+          </w:p>
+        </w:tc>
+      </w:tr>
+      <w:tr>
+        <w:trPr>
+          <w:cantSplit/>
+        </w:trPr>
+        <w:tc>
+          <w:tcPr>
+            <w:tcW w:type="dxa" w:w="4464"/>
+            <w:shd w:fill="F4F4F2"/>
+          </w:tcPr>
+          <w:p>
+            <w:pPr>
+              <w:spacing w:before="0" w:after="0" w:line="240" w:lineRule="auto"/>
+            </w:pPr>
+            <w:r>
+              <w:rPr>
+                <w:rFonts w:ascii="Noto Sans" w:hAnsi="Noto Sans"/>
+                <w:b w:val="0"/>
+                <w:color w:val="000000"/>
+                <w:sz w:val="20"/>
+              </w:rPr>
+              <w:t>Mercancías</w:t>
             </w:r>
           </w:p>
         </w:tc>
         <w:tc>
           <w:tcPr>
-            <w:tcW w:w="1874" w:type="dxa"/>
-            <w:tcMar>
-              <w:top w:w="35" w:type="dxa"/>
-              <w:left w:w="90" w:type="dxa"/>
-              <w:bottom w:w="35" w:type="dxa"/>
-              <w:right w:w="90" w:type="dxa"/>
-            </w:tcMar>
-            <w:vAlign w:val="center"/>
+            <w:tcW w:type="dxa" w:w="2160"/>
+            <w:shd w:fill="F4F4F2"/>
           </w:tcPr>
           <w:p>
             <w:pPr>
-              <w:jc w:val="center"/>
-              <w:rPr>
-                <w:sz w:val="16"/>
-              </w:rPr>
+              <w:spacing w:before="0" w:after="0" w:line="240" w:lineRule="auto"/>
             </w:pPr>
             <w:r>
               <w:rPr>
                 <w:rFonts w:ascii="Noto Sans" w:hAnsi="Noto Sans"/>
-                <w:b/>
+                <w:b w:val="0"/>
                 <w:color w:val="000000"/>
-                <w:sz w:val="16"/>
+                <w:sz w:val="20"/>
               </w:rPr>
-              <w:t>3.045</w:t>
+              <w:t>0.14</w:t>
+            </w:r>
+          </w:p>
+        </w:tc>
+        <w:tc>
+          <w:tcPr>
+            <w:tcW w:type="dxa" w:w="2160"/>
+            <w:shd w:fill="F4F4F2"/>
+          </w:tcPr>
+          <w:p>
+            <w:pPr>
+              <w:spacing w:before="0" w:after="0" w:line="240" w:lineRule="auto"/>
+            </w:pPr>
+            <w:r>
+              <w:rPr>
+                <w:rFonts w:ascii="Noto Sans" w:hAnsi="Noto Sans"/>
+                <w:b w:val="0"/>
+                <w:color w:val="000000"/>
+                <w:sz w:val="20"/>
+              </w:rPr>
+              <w:t>3.21</w:t>
             </w:r>
           </w:p>
         </w:tc>
       </w:tr>
       <w:tr>
+        <w:trPr>
+          <w:cantSplit/>
+        </w:trPr>
         <w:tc>
           <w:tcPr>
-            <w:tcW w:w="3200" w:type="dxa"/>
-            <w:shd w:val="clear" w:color="auto" w:fill="F4F4F2"/>
-            <w:tcMar>
-              <w:top w:w="35" w:type="dxa"/>
-              <w:left w:w="90" w:type="dxa"/>
-              <w:bottom w:w="35" w:type="dxa"/>
-              <w:right w:w="90" w:type="dxa"/>
-            </w:tcMar>
-            <w:vAlign w:val="center"/>
+            <w:tcW w:type="dxa" w:w="4464"/>
+            <w:shd w:fill="FFFFFF"/>
           </w:tcPr>
           <w:p>
             <w:pPr>
-              <w:rPr>
-                <w:sz w:val="16"/>
-              </w:rPr>
+              <w:spacing w:before="0" w:after="0" w:line="240" w:lineRule="auto"/>
             </w:pPr>
             <w:r>
               <w:rPr>
                 <w:rFonts w:ascii="Noto Sans" w:hAnsi="Noto Sans"/>
+                <w:b w:val="0"/>
                 <w:color w:val="000000"/>
-                <w:sz w:val="16"/>
+                <w:sz w:val="20"/>
               </w:rPr>
-              <w:t xml:space="preserve">   Mercancías</w:t>
+              <w:t>Servicios</w:t>
             </w:r>
           </w:p>
         </w:tc>
         <w:tc>
           <w:tcPr>
-            <w:tcW w:w="1873" w:type="dxa"/>
-            <w:shd w:val="clear" w:color="auto" w:fill="F4F4F2"/>
-            <w:tcMar>
-              <w:top w:w="35" w:type="dxa"/>
-              <w:left w:w="90" w:type="dxa"/>
-              <w:bottom w:w="35" w:type="dxa"/>
-              <w:right w:w="90" w:type="dxa"/>
-            </w:tcMar>
-            <w:vAlign w:val="center"/>
+            <w:tcW w:type="dxa" w:w="2160"/>
+            <w:shd w:fill="FFFFFF"/>
           </w:tcPr>
           <w:p>
             <w:pPr>
-              <w:jc w:val="center"/>
-              <w:rPr>
-                <w:sz w:val="16"/>
-              </w:rPr>
+              <w:spacing w:before="0" w:after="0" w:line="240" w:lineRule="auto"/>
             </w:pPr>
             <w:r>
               <w:rPr>
                 <w:rFonts w:ascii="Noto Sans" w:hAnsi="Noto Sans"/>
+                <w:b w:val="0"/>
                 <w:color w:val="000000"/>
-                <w:sz w:val="16"/>
+                <w:sz w:val="20"/>
               </w:rPr>
-              <w:t>▲ 0.07%</w:t>
+              <w:t>0.26</w:t>
             </w:r>
           </w:p>
         </w:tc>
         <w:tc>
           <w:tcPr>
-            <w:tcW w:w="1873" w:type="dxa"/>
-            <w:shd w:val="clear" w:color="auto" w:fill="F4F4F2"/>
-            <w:tcMar>
-              <w:top w:w="35" w:type="dxa"/>
-              <w:left w:w="90" w:type="dxa"/>
-              <w:bottom w:w="35" w:type="dxa"/>
-              <w:right w:w="90" w:type="dxa"/>
-            </w:tcMar>
-            <w:vAlign w:val="center"/>
+            <w:tcW w:type="dxa" w:w="2160"/>
+            <w:shd w:fill="FFFFFF"/>
           </w:tcPr>
           <w:p>
             <w:pPr>
-              <w:jc w:val="center"/>
-              <w:rPr>
-                <w:sz w:val="16"/>
-              </w:rPr>
+              <w:spacing w:before="0" w:after="0" w:line="240" w:lineRule="auto"/>
             </w:pPr>
             <w:r>
               <w:rPr>
                 <w:rFonts w:ascii="Noto Sans" w:hAnsi="Noto Sans"/>
+                <w:b w:val="0"/>
                 <w:color w:val="000000"/>
-                <w:sz w:val="16"/>
+                <w:sz w:val="20"/>
               </w:rPr>
-              <w:t>▲ 3.51%</w:t>
-            </w:r>
-          </w:p>
-        </w:tc>
-        <w:tc>
-          <w:tcPr>
-            <w:tcW w:w="1874" w:type="dxa"/>
-            <w:shd w:val="clear" w:color="auto" w:fill="F4F4F2"/>
-            <w:tcMar>
-              <w:top w:w="35" w:type="dxa"/>
-              <w:left w:w="90" w:type="dxa"/>
-              <w:bottom w:w="35" w:type="dxa"/>
-              <w:right w:w="90" w:type="dxa"/>
-            </w:tcMar>
-            <w:vAlign w:val="center"/>
-          </w:tcPr>
-          <w:p>
-            <w:pPr>
-              <w:jc w:val="center"/>
-              <w:rPr>
-                <w:sz w:val="16"/>
-              </w:rPr>
-            </w:pPr>
-            <w:r>
-              <w:rPr>
-                <w:rFonts w:ascii="Noto Sans" w:hAnsi="Noto Sans"/>
-                <w:color w:val="000000"/>
-                <w:sz w:val="16"/>
-              </w:rPr>
-              <w:t>1.325</w:t>
+              <w:t>4.27</w:t>
             </w:r>
           </w:p>
         </w:tc>
       </w:tr>
       <w:tr>
+        <w:trPr>
+          <w:cantSplit/>
+        </w:trPr>
         <w:tc>
           <w:tcPr>
-            <w:tcW w:w="3200" w:type="dxa"/>
-            <w:tcMar>
-              <w:top w:w="35" w:type="dxa"/>
-              <w:left w:w="90" w:type="dxa"/>
-              <w:bottom w:w="35" w:type="dxa"/>
-              <w:right w:w="90" w:type="dxa"/>
-            </w:tcMar>
-            <w:vAlign w:val="center"/>
+            <w:tcW w:type="dxa" w:w="4464"/>
+            <w:shd w:fill="F4F4F2"/>
           </w:tcPr>
           <w:p>
             <w:pPr>
-              <w:rPr>
-                <w:sz w:val="16"/>
-              </w:rPr>
+              <w:spacing w:before="0" w:after="0" w:line="240" w:lineRule="auto"/>
             </w:pPr>
             <w:r>
               <w:rPr>
                 <w:rFonts w:ascii="Noto Sans" w:hAnsi="Noto Sans"/>
+                <w:b w:val="0"/>
                 <w:color w:val="000000"/>
-                <w:sz w:val="16"/>
-              </w:rPr>
-              <w:t xml:space="preserve">   Servicios</w:t>
-            </w:r>
-          </w:p>
-        </w:tc>
-        <w:tc>
-          <w:tcPr>
-            <w:tcW w:w="1873" w:type="dxa"/>
-            <w:tcMar>
-              <w:top w:w="35" w:type="dxa"/>
-              <w:left w:w="90" w:type="dxa"/>
-              <w:bottom w:w="35" w:type="dxa"/>
-              <w:right w:w="90" w:type="dxa"/>
-            </w:tcMar>
-            <w:vAlign w:val="center"/>
-          </w:tcPr>
-          <w:p>
-            <w:pPr>
-              <w:jc w:val="center"/>
-              <w:rPr>
-                <w:sz w:val="16"/>
-              </w:rPr>
-            </w:pPr>
-            <w:r>
-              <w:rPr>
-                <w:rFonts w:ascii="Noto Sans" w:hAnsi="Noto Sans"/>
-                <w:color w:val="000000"/>
-                <w:sz w:val="16"/>
-              </w:rPr>
-              <w:t>▲ 0.09%</w:t>
-            </w:r>
-          </w:p>
-        </w:tc>
-        <w:tc>
-          <w:tcPr>
-            <w:tcW w:w="1873" w:type="dxa"/>
-            <w:tcMar>
-              <w:top w:w="35" w:type="dxa"/>
-              <w:left w:w="90" w:type="dxa"/>
-              <w:bottom w:w="35" w:type="dxa"/>
-              <w:right w:w="90" w:type="dxa"/>
-            </w:tcMar>
-            <w:vAlign w:val="center"/>
-          </w:tcPr>
-          <w:p>
-            <w:pPr>
-              <w:jc w:val="center"/>
-              <w:rPr>
-                <w:sz w:val="16"/>
-              </w:rPr>
-            </w:pPr>
-            <w:r>
-              <w:rPr>
-                <w:rFonts w:ascii="Noto Sans" w:hAnsi="Noto Sans"/>
-                <w:color w:val="000000"/>
-                <w:sz w:val="16"/>
-              </w:rPr>
-              <w:t>▲ 4.34%</w:t>
-            </w:r>
-          </w:p>
-        </w:tc>
-        <w:tc>
-          <w:tcPr>
-            <w:tcW w:w="1874" w:type="dxa"/>
-            <w:tcMar>
-              <w:top w:w="35" w:type="dxa"/>
-              <w:left w:w="90" w:type="dxa"/>
-              <w:bottom w:w="35" w:type="dxa"/>
-              <w:right w:w="90" w:type="dxa"/>
-            </w:tcMar>
-            <w:vAlign w:val="center"/>
-          </w:tcPr>
-          <w:p>
-            <w:pPr>
-              <w:jc w:val="center"/>
-              <w:rPr>
-                <w:sz w:val="16"/>
-              </w:rPr>
-            </w:pPr>
-            <w:r>
-              <w:rPr>
-                <w:rFonts w:ascii="Noto Sans" w:hAnsi="Noto Sans"/>
-                <w:color w:val="000000"/>
-                <w:sz w:val="16"/>
-              </w:rPr>
-              <w:t>1.719</w:t>
-            </w:r>
-          </w:p>
-        </w:tc>
-      </w:tr>
-      <w:tr>
-        <w:tc>
-          <w:tcPr>
-            <w:tcW w:w="3200" w:type="dxa"/>
-            <w:shd w:val="clear" w:color="auto" w:fill="F4F4F2"/>
-            <w:tcMar>
-              <w:top w:w="35" w:type="dxa"/>
-              <w:left w:w="90" w:type="dxa"/>
-              <w:bottom w:w="35" w:type="dxa"/>
-              <w:right w:w="90" w:type="dxa"/>
-            </w:tcMar>
-            <w:vAlign w:val="center"/>
-          </w:tcPr>
-          <w:p>
-            <w:pPr>
-              <w:rPr>
-                <w:sz w:val="16"/>
-              </w:rPr>
-            </w:pPr>
-            <w:r>
-              <w:rPr>
-                <w:rFonts w:ascii="Noto Sans" w:hAnsi="Noto Sans"/>
-                <w:b/>
-                <w:color w:val="000000"/>
-                <w:sz w:val="16"/>
+                <w:sz w:val="20"/>
               </w:rPr>
               <w:t>No subyacente</w:t>
             </w:r>
@@ -1150,321 +620,171 @@
         </w:tc>
         <w:tc>
           <w:tcPr>
-            <w:tcW w:w="1873" w:type="dxa"/>
-            <w:shd w:val="clear" w:color="auto" w:fill="F4F4F2"/>
-            <w:tcMar>
-              <w:top w:w="35" w:type="dxa"/>
-              <w:left w:w="90" w:type="dxa"/>
-              <w:bottom w:w="35" w:type="dxa"/>
-              <w:right w:w="90" w:type="dxa"/>
-            </w:tcMar>
-            <w:vAlign w:val="center"/>
+            <w:tcW w:type="dxa" w:w="2160"/>
+            <w:shd w:fill="F4F4F2"/>
           </w:tcPr>
           <w:p>
             <w:pPr>
-              <w:jc w:val="center"/>
-              <w:rPr>
-                <w:sz w:val="16"/>
-              </w:rPr>
+              <w:spacing w:before="0" w:after="0" w:line="240" w:lineRule="auto"/>
             </w:pPr>
             <w:r>
               <w:rPr>
                 <w:rFonts w:ascii="Noto Sans" w:hAnsi="Noto Sans"/>
-                <w:b/>
+                <w:b w:val="0"/>
                 <w:color w:val="000000"/>
-                <w:sz w:val="16"/>
+                <w:sz w:val="20"/>
               </w:rPr>
-              <w:t>▲ 0.18%</w:t>
+              <w:t>1.20</w:t>
             </w:r>
           </w:p>
         </w:tc>
         <w:tc>
           <w:tcPr>
-            <w:tcW w:w="1873" w:type="dxa"/>
-            <w:shd w:val="clear" w:color="auto" w:fill="F4F4F2"/>
-            <w:tcMar>
-              <w:top w:w="35" w:type="dxa"/>
-              <w:left w:w="90" w:type="dxa"/>
-              <w:bottom w:w="35" w:type="dxa"/>
-              <w:right w:w="90" w:type="dxa"/>
-            </w:tcMar>
-            <w:vAlign w:val="center"/>
+            <w:tcW w:type="dxa" w:w="2160"/>
+            <w:shd w:fill="F4F4F2"/>
           </w:tcPr>
           <w:p>
             <w:pPr>
-              <w:jc w:val="center"/>
-              <w:rPr>
-                <w:sz w:val="16"/>
-              </w:rPr>
+              <w:spacing w:before="0" w:after="0" w:line="240" w:lineRule="auto"/>
             </w:pPr>
             <w:r>
               <w:rPr>
                 <w:rFonts w:ascii="Noto Sans" w:hAnsi="Noto Sans"/>
-                <w:b/>
+                <w:b w:val="0"/>
                 <w:color w:val="000000"/>
-                <w:sz w:val="16"/>
+                <w:sz w:val="20"/>
               </w:rPr>
-              <w:t>▲ 0.96%</w:t>
+              <w:t>2.45</w:t>
+            </w:r>
+          </w:p>
+        </w:tc>
+      </w:tr>
+      <w:tr>
+        <w:trPr>
+          <w:cantSplit/>
+        </w:trPr>
+        <w:tc>
+          <w:tcPr>
+            <w:tcW w:type="dxa" w:w="4464"/>
+            <w:shd w:fill="FFFFFF"/>
+          </w:tcPr>
+          <w:p>
+            <w:pPr>
+              <w:spacing w:before="0" w:after="0" w:line="240" w:lineRule="auto"/>
+            </w:pPr>
+            <w:r>
+              <w:rPr>
+                <w:rFonts w:ascii="Noto Sans" w:hAnsi="Noto Sans"/>
+                <w:b w:val="0"/>
+                <w:color w:val="000000"/>
+                <w:sz w:val="20"/>
+              </w:rPr>
+              <w:t>Agropecuarios</w:t>
             </w:r>
           </w:p>
         </w:tc>
         <w:tc>
           <w:tcPr>
-            <w:tcW w:w="1874" w:type="dxa"/>
-            <w:shd w:val="clear" w:color="auto" w:fill="F4F4F2"/>
-            <w:tcMar>
-              <w:top w:w="35" w:type="dxa"/>
-              <w:left w:w="90" w:type="dxa"/>
-              <w:bottom w:w="35" w:type="dxa"/>
-              <w:right w:w="90" w:type="dxa"/>
-            </w:tcMar>
-            <w:vAlign w:val="center"/>
+            <w:tcW w:type="dxa" w:w="2160"/>
+            <w:shd w:fill="FFFFFF"/>
           </w:tcPr>
           <w:p>
             <w:pPr>
-              <w:jc w:val="center"/>
-              <w:rPr>
-                <w:sz w:val="16"/>
-              </w:rPr>
+              <w:spacing w:before="0" w:after="0" w:line="240" w:lineRule="auto"/>
             </w:pPr>
             <w:r>
               <w:rPr>
                 <w:rFonts w:ascii="Noto Sans" w:hAnsi="Noto Sans"/>
-                <w:b/>
+                <w:b w:val="0"/>
                 <w:color w:val="000000"/>
-                <w:sz w:val="16"/>
+                <w:sz w:val="20"/>
               </w:rPr>
-              <w:t>0.218</w:t>
+              <w:t>2.21</w:t>
+            </w:r>
+          </w:p>
+        </w:tc>
+        <w:tc>
+          <w:tcPr>
+            <w:tcW w:type="dxa" w:w="2160"/>
+            <w:shd w:fill="FFFFFF"/>
+          </w:tcPr>
+          <w:p>
+            <w:pPr>
+              <w:spacing w:before="0" w:after="0" w:line="240" w:lineRule="auto"/>
+            </w:pPr>
+            <w:r>
+              <w:rPr>
+                <w:rFonts w:ascii="Noto Sans" w:hAnsi="Noto Sans"/>
+                <w:b w:val="0"/>
+                <w:color w:val="000000"/>
+                <w:sz w:val="20"/>
+              </w:rPr>
+              <w:t>0.79</w:t>
             </w:r>
           </w:p>
         </w:tc>
       </w:tr>
       <w:tr>
+        <w:trPr>
+          <w:cantSplit/>
+        </w:trPr>
         <w:tc>
           <w:tcPr>
-            <w:tcW w:w="3200" w:type="dxa"/>
-            <w:tcMar>
-              <w:top w:w="35" w:type="dxa"/>
-              <w:left w:w="90" w:type="dxa"/>
-              <w:bottom w:w="35" w:type="dxa"/>
-              <w:right w:w="90" w:type="dxa"/>
-            </w:tcMar>
-            <w:vAlign w:val="center"/>
+            <w:tcW w:type="dxa" w:w="4464"/>
+            <w:shd w:fill="F4F4F2"/>
           </w:tcPr>
           <w:p>
             <w:pPr>
-              <w:rPr>
-                <w:sz w:val="16"/>
-              </w:rPr>
+              <w:spacing w:before="0" w:after="0" w:line="240" w:lineRule="auto"/>
             </w:pPr>
             <w:r>
               <w:rPr>
                 <w:rFonts w:ascii="Noto Sans" w:hAnsi="Noto Sans"/>
+                <w:b w:val="0"/>
                 <w:color w:val="000000"/>
-                <w:sz w:val="16"/>
+                <w:sz w:val="20"/>
               </w:rPr>
-              <w:t xml:space="preserve">   Agropecuarios</w:t>
+              <w:t>Energéticos y tarifas</w:t>
             </w:r>
           </w:p>
         </w:tc>
         <w:tc>
           <w:tcPr>
-            <w:tcW w:w="1873" w:type="dxa"/>
-            <w:tcMar>
-              <w:top w:w="35" w:type="dxa"/>
-              <w:left w:w="90" w:type="dxa"/>
-              <w:bottom w:w="35" w:type="dxa"/>
-              <w:right w:w="90" w:type="dxa"/>
-            </w:tcMar>
-            <w:vAlign w:val="center"/>
+            <w:tcW w:type="dxa" w:w="2160"/>
+            <w:shd w:fill="F4F4F2"/>
           </w:tcPr>
           <w:p>
             <w:pPr>
-              <w:jc w:val="center"/>
-              <w:rPr>
-                <w:sz w:val="16"/>
-              </w:rPr>
+              <w:spacing w:before="0" w:after="0" w:line="240" w:lineRule="auto"/>
             </w:pPr>
             <w:r>
               <w:rPr>
                 <w:rFonts w:ascii="Noto Sans" w:hAnsi="Noto Sans"/>
+                <w:b w:val="0"/>
                 <w:color w:val="000000"/>
-                <w:sz w:val="16"/>
+                <w:sz w:val="20"/>
               </w:rPr>
-              <w:t>▲ 0.39%</w:t>
+              <w:t>0.41</w:t>
             </w:r>
           </w:p>
         </w:tc>
         <w:tc>
           <w:tcPr>
-            <w:tcW w:w="1873" w:type="dxa"/>
-            <w:tcMar>
-              <w:top w:w="35" w:type="dxa"/>
-              <w:left w:w="90" w:type="dxa"/>
-              <w:bottom w:w="35" w:type="dxa"/>
-              <w:right w:w="90" w:type="dxa"/>
-            </w:tcMar>
-            <w:vAlign w:val="center"/>
+            <w:tcW w:type="dxa" w:w="2160"/>
+            <w:shd w:fill="F4F4F2"/>
           </w:tcPr>
           <w:p>
             <w:pPr>
-              <w:jc w:val="center"/>
-              <w:rPr>
-                <w:sz w:val="16"/>
-              </w:rPr>
+              <w:spacing w:before="0" w:after="0" w:line="240" w:lineRule="auto"/>
             </w:pPr>
             <w:r>
               <w:rPr>
                 <w:rFonts w:ascii="Noto Sans" w:hAnsi="Noto Sans"/>
-                <w:color w:val="C00000"/>
-                <w:sz w:val="16"/>
+                <w:b w:val="0"/>
+                <w:color w:val="000000"/>
+                <w:sz w:val="20"/>
               </w:rPr>
-              <w:t>▼ -1.84%</w:t>
-            </w:r>
-          </w:p>
-        </w:tc>
-        <w:tc>
-          <w:tcPr>
-            <w:tcW w:w="1874" w:type="dxa"/>
-            <w:tcMar>
-              <w:top w:w="35" w:type="dxa"/>
-              <w:left w:w="90" w:type="dxa"/>
-              <w:bottom w:w="35" w:type="dxa"/>
-              <w:right w:w="90" w:type="dxa"/>
-            </w:tcMar>
-            <w:vAlign w:val="center"/>
-          </w:tcPr>
-          <w:p>
-            <w:pPr>
-              <w:jc w:val="center"/>
-              <w:rPr>
-                <w:sz w:val="16"/>
-              </w:rPr>
-            </w:pPr>
-            <w:r>
-              <w:rPr>
-                <w:rFonts w:ascii="Noto Sans" w:hAnsi="Noto Sans"/>
-                <w:color w:val="C00000"/>
-                <w:sz w:val="16"/>
-              </w:rPr>
-              <w:t>-0.187</w:t>
-            </w:r>
-          </w:p>
-        </w:tc>
-      </w:tr>
-      <w:tr>
-        <w:tc>
-          <w:tcPr>
-            <w:tcW w:w="3200" w:type="dxa"/>
-            <w:shd w:val="clear" w:color="auto" w:fill="F4F4F2"/>
-            <w:tcMar>
-              <w:top w:w="35" w:type="dxa"/>
-              <w:left w:w="90" w:type="dxa"/>
-              <w:bottom w:w="35" w:type="dxa"/>
-              <w:right w:w="90" w:type="dxa"/>
-            </w:tcMar>
-            <w:vAlign w:val="center"/>
-          </w:tcPr>
-          <w:p>
-            <w:pPr>
-              <w:rPr>
-                <w:sz w:val="16"/>
-              </w:rPr>
-            </w:pPr>
-            <w:r>
-              <w:rPr>
-                <w:rFonts w:ascii="Noto Sans" w:hAnsi="Noto Sans"/>
-                <w:color w:val="000000"/>
-                <w:sz w:val="16"/>
-              </w:rPr>
-              <w:t xml:space="preserve">   Energéticos y tarifas de gobierno</w:t>
-            </w:r>
-          </w:p>
-        </w:tc>
-        <w:tc>
-          <w:tcPr>
-            <w:tcW w:w="1873" w:type="dxa"/>
-            <w:shd w:val="clear" w:color="auto" w:fill="F4F4F2"/>
-            <w:tcMar>
-              <w:top w:w="35" w:type="dxa"/>
-              <w:left w:w="90" w:type="dxa"/>
-              <w:bottom w:w="35" w:type="dxa"/>
-              <w:right w:w="90" w:type="dxa"/>
-            </w:tcMar>
-            <w:vAlign w:val="center"/>
-          </w:tcPr>
-          <w:p>
-            <w:pPr>
-              <w:jc w:val="center"/>
-              <w:rPr>
-                <w:sz w:val="16"/>
-              </w:rPr>
-            </w:pPr>
-            <w:r>
-              <w:rPr>
-                <w:rFonts w:ascii="Noto Sans" w:hAnsi="Noto Sans"/>
-                <w:color w:val="000000"/>
-                <w:sz w:val="16"/>
-              </w:rPr>
-              <w:t>▲ 0.02%</w:t>
-            </w:r>
-          </w:p>
-        </w:tc>
-        <w:tc>
-          <w:tcPr>
-            <w:tcW w:w="1873" w:type="dxa"/>
-            <w:shd w:val="clear" w:color="auto" w:fill="F4F4F2"/>
-            <w:tcMar>
-              <w:top w:w="35" w:type="dxa"/>
-              <w:left w:w="90" w:type="dxa"/>
-              <w:bottom w:w="35" w:type="dxa"/>
-              <w:right w:w="90" w:type="dxa"/>
-            </w:tcMar>
-            <w:vAlign w:val="center"/>
-          </w:tcPr>
-          <w:p>
-            <w:pPr>
-              <w:jc w:val="center"/>
-              <w:rPr>
-                <w:sz w:val="16"/>
-              </w:rPr>
-            </w:pPr>
-            <w:r>
-              <w:rPr>
-                <w:rFonts w:ascii="Noto Sans" w:hAnsi="Noto Sans"/>
-                <w:color w:val="000000"/>
-                <w:sz w:val="16"/>
-              </w:rPr>
-              <w:t>▲ 3.27%</w:t>
-            </w:r>
-          </w:p>
-        </w:tc>
-        <w:tc>
-          <w:tcPr>
-            <w:tcW w:w="1874" w:type="dxa"/>
-            <w:shd w:val="clear" w:color="auto" w:fill="F4F4F2"/>
-            <w:tcMar>
-              <w:top w:w="35" w:type="dxa"/>
-              <w:left w:w="90" w:type="dxa"/>
-              <w:bottom w:w="35" w:type="dxa"/>
-              <w:right w:w="90" w:type="dxa"/>
-            </w:tcMar>
-            <w:vAlign w:val="center"/>
-          </w:tcPr>
-          <w:p>
-            <w:pPr>
-              <w:jc w:val="center"/>
-              <w:rPr>
-                <w:sz w:val="16"/>
-              </w:rPr>
-            </w:pPr>
-            <w:r>
-              <w:rPr>
-                <w:rFonts w:ascii="Noto Sans" w:hAnsi="Noto Sans"/>
-                <w:color w:val="000000"/>
-                <w:sz w:val="16"/>
-              </w:rPr>
-              <w:t>0.405</w:t>
+              <w:t>3.81</w:t>
             </w:r>
           </w:p>
         </w:tc>
@@ -1472,71 +792,34 @@
     </w:tbl>
     <w:p>
       <w:pPr>
-        <w:spacing w:before="15" w:after="60"/>
-        <w:rPr>
-          <w:rFonts w:ascii="Noto Sans" w:eastAsia="Noto Sans" w:hAnsi="Noto Sans" w:cs="Noto Sans"/>
-          <w:color w:val="4C545B"/>
-          <w:sz w:val="4"/>
-          <w:szCs w:val="13"/>
-        </w:rPr>
-      </w:pPr>
-    </w:p>
-    <w:p>
-      <w:pPr>
-        <w:spacing w:before="15" w:after="60"/>
-        <w:rPr>
-          <w:sz w:val="28"/>
-        </w:rPr>
+        <w:keepNext w:val="0"/>
+        <w:spacing w:before="0" w:after="0" w:line="240" w:lineRule="auto"/>
+        <w:jc w:val="both"/>
       </w:pPr>
       <w:r>
         <w:rPr>
           <w:rFonts w:ascii="Noto Sans" w:hAnsi="Noto Sans"/>
-          <w:color w:val="4C545B"/>
-          <w:sz w:val="15"/>
+          <w:b w:val="0"/>
+          <w:color w:val="666666"/>
+          <w:sz w:val="16"/>
         </w:rPr>
-        <w:t>¹ Incidencia en puntos porcentuales de cada componente a la inflación anual general de la 1ª quincena de agosto de 2026. Fuente: INEGI, INPC.</w:t>
+        <w:t>Fuente: INEGI, cuadro 1, p. 2. Comparaciones mensuales y anuales del mismo mes; no se mezclan quincenas ni se suman tasas de componentes.</w:t>
       </w:r>
     </w:p>
     <w:p>
-      <w:pPr>
-        <w:jc w:val="center"/>
-      </w:pPr>
       <w:r>
-        <w:rPr>
-          <w:rFonts w:ascii="Noto Sans" w:hAnsi="Noto Sans"/>
-          <w:b/>
-          <w:color w:val="10312B"/>
-          <w:sz w:val="22"/>
-        </w:rPr>
-        <w:lastRenderedPageBreak/>
-        <w:t>Inflación anual en la primera quincena de agosto: 5.16% en 2024, 3.49% en 2025 y 3.26% en 2026</w:t>
-      </w:r>
-      <w:r>
-        <w:rPr>
-          <w:rFonts w:ascii="Noto Sans" w:hAnsi="Noto Sans"/>
-          <w:b/>
-          <w:color w:val="10312B"/>
-          <w:sz w:val="22"/>
-        </w:rPr>
-        <w:t>.</w:t>
-      </w:r>
-      <w:r>
-        <w:rPr>
-          <w:noProof/>
-        </w:rPr>
         <w:drawing>
-          <wp:inline distT="0" distB="0" distL="0" distR="0">
-            <wp:extent cx="5092731" cy="1246094"/>
-            <wp:effectExtent l="0" t="0" r="0" b="0"/>
+          <wp:inline xmlns:a="http://schemas.openxmlformats.org/drawingml/2006/main" xmlns:pic="http://schemas.openxmlformats.org/drawingml/2006/picture">
+            <wp:extent cx="5532120" cy="1496393"/>
             <wp:docPr id="1" name="Picture 1"/>
             <wp:cNvGraphicFramePr>
-              <a:graphicFrameLocks xmlns:a="http://schemas.openxmlformats.org/drawingml/2006/main" noChangeAspect="1"/>
+              <a:graphicFrameLocks noChangeAspect="1"/>
             </wp:cNvGraphicFramePr>
-            <a:graphic xmlns:a="http://schemas.openxmlformats.org/drawingml/2006/main">
+            <a:graphic>
               <a:graphicData uri="http://schemas.openxmlformats.org/drawingml/2006/picture">
-                <pic:pic xmlns:pic="http://schemas.openxmlformats.org/drawingml/2006/picture">
+                <pic:pic>
                   <pic:nvPicPr>
-                    <pic:cNvPr id="0" name="chart_inpc1q_anual.png"/>
+                    <pic:cNvPr id="0" name="anual.png"/>
                     <pic:cNvPicPr/>
                   </pic:nvPicPr>
                   <pic:blipFill>
@@ -1548,11 +831,9 @@
                   <pic:spPr>
                     <a:xfrm>
                       <a:off x="0" y="0"/>
-                      <a:ext cx="5103612" cy="1248756"/>
+                      <a:ext cx="5532120" cy="1496393"/>
                     </a:xfrm>
-                    <a:prstGeom prst="rect">
-                      <a:avLst/>
-                    </a:prstGeom>
+                    <a:prstGeom prst="rect"/>
                   </pic:spPr>
                 </pic:pic>
               </a:graphicData>
@@ -1563,126 +844,118 @@
     </w:p>
     <w:p>
       <w:pPr>
-        <w:spacing w:before="10" w:after="60"/>
-        <w:rPr>
-          <w:rFonts w:ascii="Noto Sans" w:eastAsia="Noto Sans" w:hAnsi="Noto Sans" w:cs="Noto Sans"/>
-          <w:color w:val="4C545B"/>
-          <w:sz w:val="13"/>
-          <w:szCs w:val="13"/>
-        </w:rPr>
+        <w:keepNext w:val="0"/>
+        <w:spacing w:before="0" w:after="0" w:line="240" w:lineRule="auto"/>
+        <w:jc w:val="both"/>
       </w:pPr>
       <w:r>
         <w:rPr>
           <w:rFonts w:ascii="Noto Sans" w:hAnsi="Noto Sans"/>
-          <w:color w:val="4C545B"/>
-          <w:sz w:val="15"/>
+          <w:b w:val="0"/>
+          <w:color w:val="000000"/>
+          <w:sz w:val="13"/>
         </w:rPr>
-        <w:t>Gráfica 1. Variación anual del INPC general, primera quincena de agosto, 2024-2026 (%). Fuente: INEGI, INPC, boletín del 24 de agosto de 2026.</w:t>
       </w:r>
     </w:p>
     <w:p>
       <w:pPr>
-        <w:spacing w:after="42"/>
-        <w:rPr>
-          <w:rFonts w:ascii="Noto Sans" w:eastAsia="Noto Sans" w:hAnsi="Noto Sans" w:cs="Noto Sans"/>
-          <w:b/>
-          <w:bCs/>
-          <w:color w:val="10312B"/>
-          <w:sz w:val="10"/>
-          <w:szCs w:val="21"/>
-        </w:rPr>
-      </w:pPr>
-    </w:p>
-    <w:p>
-      <w:pPr>
-        <w:spacing w:after="42"/>
-        <w:rPr>
-          <w:rFonts w:ascii="Noto Sans" w:eastAsia="Noto Sans" w:hAnsi="Noto Sans" w:cs="Noto Sans"/>
-          <w:b/>
-          <w:bCs/>
-          <w:color w:val="10312B"/>
-          <w:sz w:val="22"/>
-          <w:szCs w:val="21"/>
-        </w:rPr>
+        <w:keepNext/>
+        <w:spacing w:before="0" w:after="0" w:line="240" w:lineRule="auto"/>
+        <w:jc w:val="both"/>
       </w:pPr>
       <w:r>
         <w:rPr>
           <w:rFonts w:ascii="Noto Sans" w:hAnsi="Noto Sans"/>
           <w:b/>
-          <w:color w:val="10312B"/>
+          <w:color w:val="235B4C"/>
           <w:sz w:val="22"/>
         </w:rPr>
-        <w:t>Productos con mayor incidencia, 1ª quincena de agosto 2026</w:t>
+        <w:t>Lectura del indicador</w:t>
       </w:r>
     </w:p>
     <w:p>
       <w:pPr>
-        <w:rPr>
-          <w:rFonts w:ascii="Noto Sans" w:eastAsia="Noto Sans" w:hAnsi="Noto Sans" w:cs="Noto Sans"/>
-          <w:i/>
-          <w:color w:val="4C545B"/>
-          <w:sz w:val="16"/>
-          <w:szCs w:val="13"/>
-        </w:rPr>
+        <w:keepNext w:val="0"/>
+        <w:spacing w:before="0" w:after="0" w:line="240" w:lineRule="auto"/>
+        <w:jc w:val="both"/>
       </w:pPr>
       <w:r>
         <w:rPr>
           <w:rFonts w:ascii="Noto Sans" w:hAnsi="Noto Sans"/>
-          <w:color w:val="4C545B"/>
-          <w:sz w:val="16"/>
+          <w:b w:val="0"/>
+          <w:color w:val="000000"/>
+          <w:sz w:val="22"/>
         </w:rPr>
-        <w:t>Variación quincenal e incidencia en la inflación general</w:t>
+        <w:t>El INPC resume precios de una canasta representativa del consumo de los hogares. Las diferencias entre rubros muestran comportamientos distintos; no equivalen al cambio de precios experimentado por cada hogar.</w:t>
+      </w:r>
+    </w:p>
+    <w:p>
+      <w:r>
+        <w:br w:type="page"/>
+      </w:r>
+    </w:p>
+    <w:p>
+      <w:pPr>
+        <w:keepNext w:val="0"/>
+        <w:spacing w:before="0" w:after="0" w:line="240" w:lineRule="auto"/>
+        <w:jc w:val="both"/>
+      </w:pPr>
+      <w:r>
+        <w:rPr>
+          <w:rFonts w:ascii="Noto Sans" w:hAnsi="Noto Sans"/>
+          <w:b w:val="0"/>
+          <w:color w:val="000000"/>
+          <w:sz w:val="13"/>
+        </w:rPr>
+      </w:r>
+    </w:p>
+    <w:p>
+      <w:pPr>
+        <w:keepNext/>
+        <w:spacing w:before="0" w:after="0" w:line="240" w:lineRule="auto"/>
+        <w:jc w:val="both"/>
+      </w:pPr>
+      <w:r>
+        <w:rPr>
+          <w:rFonts w:ascii="Noto Sans" w:hAnsi="Noto Sans"/>
+          <w:b/>
+          <w:color w:val="235B4C"/>
+          <w:sz w:val="22"/>
+        </w:rPr>
+        <w:t>Productos con incidencia al alza y a la baja</w:t>
       </w:r>
     </w:p>
     <w:tbl>
       <w:tblPr>
-        <w:tblW w:w="8820" w:type="dxa"/>
-        <w:tblBorders>
-          <w:top w:val="single" w:sz="4" w:space="0" w:color="auto"/>
-          <w:left w:val="single" w:sz="4" w:space="0" w:color="auto"/>
-          <w:bottom w:val="single" w:sz="4" w:space="0" w:color="auto"/>
-          <w:right w:val="single" w:sz="4" w:space="0" w:color="auto"/>
-          <w:insideH w:val="single" w:sz="4" w:space="0" w:color="auto"/>
-          <w:insideV w:val="single" w:sz="4" w:space="0" w:color="auto"/>
-        </w:tblBorders>
-        <w:tblCellMar>
-          <w:left w:w="10" w:type="dxa"/>
-          <w:right w:w="10" w:type="dxa"/>
-        </w:tblCellMar>
-        <w:tblLook w:val="04A0" w:firstRow="1" w:lastRow="0" w:firstColumn="1" w:lastColumn="0" w:noHBand="0" w:noVBand="1"/>
+        <w:tblW w:type="auto" w:w="0"/>
+        <w:tblLayout w:type="fixed"/>
+        <w:tblLook w:firstColumn="1" w:firstRow="1" w:lastColumn="0" w:lastRow="0" w:noHBand="0" w:noVBand="1" w:val="04A0"/>
       </w:tblPr>
       <w:tblGrid>
-        <w:gridCol w:w="2420"/>
-        <w:gridCol w:w="1500"/>
-        <w:gridCol w:w="1604"/>
-        <w:gridCol w:w="3296"/>
+        <w:gridCol w:w="4464"/>
+        <w:gridCol w:w="2160"/>
+        <w:gridCol w:w="2160"/>
       </w:tblGrid>
       <w:tr>
+        <w:trPr>
+          <w:cantSplit/>
+          <w:tblHeader/>
+        </w:trPr>
         <w:tc>
           <w:tcPr>
-            <w:tcW w:w="2420" w:type="dxa"/>
-            <w:shd w:val="clear" w:color="auto" w:fill="235B4C"/>
-            <w:tcMar>
-              <w:top w:w="35" w:type="dxa"/>
-              <w:left w:w="90" w:type="dxa"/>
-              <w:bottom w:w="35" w:type="dxa"/>
-              <w:right w:w="90" w:type="dxa"/>
-            </w:tcMar>
-            <w:vAlign w:val="center"/>
+            <w:tcW w:type="dxa" w:w="4464"/>
+            <w:shd w:fill="10312B"/>
           </w:tcPr>
           <w:p>
             <w:pPr>
-              <w:rPr>
-                <w:sz w:val="16"/>
-                <w:szCs w:val="19"/>
-              </w:rPr>
+              <w:spacing w:before="0" w:after="0" w:line="240" w:lineRule="auto"/>
             </w:pPr>
             <w:r>
               <w:rPr>
                 <w:rFonts w:ascii="Noto Sans" w:hAnsi="Noto Sans"/>
                 <w:b/>
                 <w:color w:val="FFFFFF"/>
-                <w:sz w:val="16"/>
+                <w:sz w:val="20"/>
               </w:rPr>
               <w:t>Producto genérico</w:t>
             </w:r>
@@ -1690,244 +963,129 @@
         </w:tc>
         <w:tc>
           <w:tcPr>
-            <w:tcW w:w="1500" w:type="dxa"/>
-            <w:shd w:val="clear" w:color="auto" w:fill="235B4C"/>
-            <w:tcMar>
-              <w:top w:w="35" w:type="dxa"/>
-              <w:left w:w="90" w:type="dxa"/>
-              <w:bottom w:w="35" w:type="dxa"/>
-              <w:right w:w="90" w:type="dxa"/>
-            </w:tcMar>
-            <w:vAlign w:val="center"/>
+            <w:tcW w:type="dxa" w:w="2160"/>
+            <w:shd w:fill="10312B"/>
           </w:tcPr>
           <w:p>
             <w:pPr>
-              <w:jc w:val="center"/>
-              <w:rPr>
-                <w:sz w:val="16"/>
-                <w:szCs w:val="19"/>
-              </w:rPr>
+              <w:spacing w:before="0" w:after="0" w:line="240" w:lineRule="auto"/>
             </w:pPr>
             <w:r>
               <w:rPr>
                 <w:rFonts w:ascii="Noto Sans" w:hAnsi="Noto Sans"/>
                 <w:b/>
                 <w:color w:val="FFFFFF"/>
-                <w:sz w:val="16"/>
+                <w:sz w:val="20"/>
               </w:rPr>
-              <w:t>Variación %</w:t>
+              <w:t>Mensual (%)</w:t>
             </w:r>
           </w:p>
         </w:tc>
         <w:tc>
           <w:tcPr>
-            <w:tcW w:w="1604" w:type="dxa"/>
-            <w:shd w:val="clear" w:color="auto" w:fill="235B4C"/>
-            <w:tcMar>
-              <w:top w:w="35" w:type="dxa"/>
-              <w:left w:w="90" w:type="dxa"/>
-              <w:bottom w:w="35" w:type="dxa"/>
-              <w:right w:w="90" w:type="dxa"/>
-            </w:tcMar>
-            <w:vAlign w:val="center"/>
+            <w:tcW w:type="dxa" w:w="2160"/>
+            <w:shd w:fill="10312B"/>
           </w:tcPr>
           <w:p>
             <w:pPr>
-              <w:jc w:val="center"/>
-              <w:rPr>
-                <w:rFonts w:ascii="Calibri" w:hAnsi="Calibri" w:cs="Calibri"/>
-                <w:sz w:val="16"/>
-                <w:szCs w:val="19"/>
-              </w:rPr>
+              <w:spacing w:before="0" w:after="0" w:line="240" w:lineRule="auto"/>
             </w:pPr>
             <w:r>
               <w:rPr>
                 <w:rFonts w:ascii="Noto Sans" w:hAnsi="Noto Sans"/>
                 <w:b/>
                 <w:color w:val="FFFFFF"/>
-                <w:sz w:val="16"/>
+                <w:sz w:val="20"/>
               </w:rPr>
               <w:t>Incidencia (pp)</w:t>
             </w:r>
           </w:p>
         </w:tc>
+      </w:tr>
+      <w:tr>
+        <w:trPr>
+          <w:cantSplit/>
+        </w:trPr>
         <w:tc>
           <w:tcPr>
-            <w:tcW w:w="3296" w:type="dxa"/>
-            <w:shd w:val="clear" w:color="auto" w:fill="235B4C"/>
-            <w:tcMar>
-              <w:top w:w="35" w:type="dxa"/>
-              <w:left w:w="90" w:type="dxa"/>
-              <w:bottom w:w="35" w:type="dxa"/>
-              <w:right w:w="90" w:type="dxa"/>
-            </w:tcMar>
-            <w:vAlign w:val="center"/>
+            <w:tcW w:type="dxa" w:w="4464"/>
+            <w:shd w:fill="F4F4F2"/>
           </w:tcPr>
           <w:p>
             <w:pPr>
-              <w:jc w:val="center"/>
-              <w:rPr>
-                <w:sz w:val="16"/>
-                <w:szCs w:val="19"/>
-              </w:rPr>
+              <w:spacing w:before="0" w:after="0" w:line="240" w:lineRule="auto"/>
             </w:pPr>
             <w:r>
               <w:rPr>
                 <w:rFonts w:ascii="Noto Sans" w:hAnsi="Noto Sans"/>
-                <w:b/>
-                <w:color w:val="FFFFFF"/>
-                <w:sz w:val="16"/>
+                <w:b w:val="0"/>
+                <w:color w:val="000000"/>
+                <w:sz w:val="20"/>
               </w:rPr>
-              <w:t>Sentido</w:t>
+              <w:t>Jitomate</w:t>
+            </w:r>
+          </w:p>
+        </w:tc>
+        <w:tc>
+          <w:tcPr>
+            <w:tcW w:type="dxa" w:w="2160"/>
+            <w:shd w:fill="F4F4F2"/>
+          </w:tcPr>
+          <w:p>
+            <w:pPr>
+              <w:spacing w:before="0" w:after="0" w:line="240" w:lineRule="auto"/>
+            </w:pPr>
+            <w:r>
+              <w:rPr>
+                <w:rFonts w:ascii="Noto Sans" w:hAnsi="Noto Sans"/>
+                <w:b w:val="0"/>
+                <w:color w:val="000000"/>
+                <w:sz w:val="20"/>
+              </w:rPr>
+              <w:t>30.25</w:t>
+            </w:r>
+          </w:p>
+        </w:tc>
+        <w:tc>
+          <w:tcPr>
+            <w:tcW w:type="dxa" w:w="2160"/>
+            <w:shd w:fill="F4F4F2"/>
+          </w:tcPr>
+          <w:p>
+            <w:pPr>
+              <w:spacing w:before="0" w:after="0" w:line="240" w:lineRule="auto"/>
+            </w:pPr>
+            <w:r>
+              <w:rPr>
+                <w:rFonts w:ascii="Noto Sans" w:hAnsi="Noto Sans"/>
+                <w:b w:val="0"/>
+                <w:color w:val="000000"/>
+                <w:sz w:val="20"/>
+              </w:rPr>
+              <w:t>0.133</w:t>
             </w:r>
           </w:p>
         </w:tc>
       </w:tr>
       <w:tr>
+        <w:trPr>
+          <w:cantSplit/>
+        </w:trPr>
         <w:tc>
           <w:tcPr>
-            <w:tcW w:w="2420" w:type="dxa"/>
-            <w:shd w:val="clear" w:color="auto" w:fill="F4F4F2"/>
-            <w:tcMar>
-              <w:top w:w="35" w:type="dxa"/>
-              <w:left w:w="90" w:type="dxa"/>
-              <w:bottom w:w="35" w:type="dxa"/>
-              <w:right w:w="90" w:type="dxa"/>
-            </w:tcMar>
-            <w:vAlign w:val="center"/>
+            <w:tcW w:type="dxa" w:w="4464"/>
+            <w:shd w:fill="FFFFFF"/>
           </w:tcPr>
           <w:p>
             <w:pPr>
-              <w:rPr>
-                <w:sz w:val="16"/>
-                <w:szCs w:val="19"/>
-              </w:rPr>
+              <w:spacing w:before="0" w:after="0" w:line="240" w:lineRule="auto"/>
             </w:pPr>
             <w:r>
               <w:rPr>
                 <w:rFonts w:ascii="Noto Sans" w:hAnsi="Noto Sans"/>
+                <w:b w:val="0"/>
                 <w:color w:val="000000"/>
-                <w:sz w:val="16"/>
-              </w:rPr>
-              <w:t>Huevo</w:t>
-            </w:r>
-          </w:p>
-        </w:tc>
-        <w:tc>
-          <w:tcPr>
-            <w:tcW w:w="1500" w:type="dxa"/>
-            <w:shd w:val="clear" w:color="auto" w:fill="F4F4F2"/>
-            <w:tcMar>
-              <w:top w:w="35" w:type="dxa"/>
-              <w:left w:w="90" w:type="dxa"/>
-              <w:bottom w:w="35" w:type="dxa"/>
-              <w:right w:w="90" w:type="dxa"/>
-            </w:tcMar>
-            <w:vAlign w:val="center"/>
-          </w:tcPr>
-          <w:p>
-            <w:pPr>
-              <w:jc w:val="center"/>
-              <w:rPr>
-                <w:sz w:val="16"/>
-                <w:szCs w:val="19"/>
-              </w:rPr>
-            </w:pPr>
-            <w:r>
-              <w:rPr>
-                <w:rFonts w:ascii="Noto Sans" w:hAnsi="Noto Sans"/>
-                <w:color w:val="000000"/>
-                <w:sz w:val="16"/>
-              </w:rPr>
-              <w:t>▲ 7.92%</w:t>
-            </w:r>
-          </w:p>
-        </w:tc>
-        <w:tc>
-          <w:tcPr>
-            <w:tcW w:w="1604" w:type="dxa"/>
-            <w:shd w:val="clear" w:color="auto" w:fill="F4F4F2"/>
-            <w:tcMar>
-              <w:top w:w="35" w:type="dxa"/>
-              <w:left w:w="90" w:type="dxa"/>
-              <w:bottom w:w="35" w:type="dxa"/>
-              <w:right w:w="90" w:type="dxa"/>
-            </w:tcMar>
-            <w:vAlign w:val="center"/>
-          </w:tcPr>
-          <w:p>
-            <w:pPr>
-              <w:jc w:val="center"/>
-              <w:rPr>
-                <w:sz w:val="16"/>
-                <w:szCs w:val="19"/>
-              </w:rPr>
-            </w:pPr>
-            <w:r>
-              <w:rPr>
-                <w:rFonts w:ascii="Noto Sans" w:hAnsi="Noto Sans"/>
-                <w:color w:val="000000"/>
-                <w:sz w:val="16"/>
-              </w:rPr>
-              <w:t>0.057</w:t>
-            </w:r>
-          </w:p>
-        </w:tc>
-        <w:tc>
-          <w:tcPr>
-            <w:tcW w:w="3296" w:type="dxa"/>
-            <w:shd w:val="clear" w:color="auto" w:fill="F4F4F2"/>
-            <w:tcMar>
-              <w:top w:w="35" w:type="dxa"/>
-              <w:left w:w="90" w:type="dxa"/>
-              <w:bottom w:w="35" w:type="dxa"/>
-              <w:right w:w="90" w:type="dxa"/>
-            </w:tcMar>
-            <w:vAlign w:val="center"/>
-          </w:tcPr>
-          <w:p>
-            <w:pPr>
-              <w:jc w:val="center"/>
-              <w:rPr>
-                <w:sz w:val="16"/>
-                <w:szCs w:val="19"/>
-              </w:rPr>
-            </w:pPr>
-            <w:r>
-              <w:rPr>
-                <w:rFonts w:ascii="Noto Sans" w:hAnsi="Noto Sans"/>
-                <w:color w:val="000000"/>
-                <w:sz w:val="16"/>
-              </w:rPr>
-              <w:t>Alza</w:t>
-            </w:r>
-          </w:p>
-        </w:tc>
-      </w:tr>
-      <w:tr>
-        <w:tc>
-          <w:tcPr>
-            <w:tcW w:w="2420" w:type="dxa"/>
-            <w:tcMar>
-              <w:top w:w="35" w:type="dxa"/>
-              <w:left w:w="90" w:type="dxa"/>
-              <w:bottom w:w="35" w:type="dxa"/>
-              <w:right w:w="90" w:type="dxa"/>
-            </w:tcMar>
-            <w:vAlign w:val="center"/>
-          </w:tcPr>
-          <w:p>
-            <w:pPr>
-              <w:rPr>
-                <w:sz w:val="16"/>
-                <w:szCs w:val="19"/>
-              </w:rPr>
-            </w:pPr>
-            <w:r>
-              <w:rPr>
-                <w:rFonts w:ascii="Noto Sans" w:hAnsi="Noto Sans"/>
-                <w:color w:val="000000"/>
-                <w:sz w:val="16"/>
+                <w:sz w:val="20"/>
               </w:rPr>
               <w:t>Cebolla</w:t>
             </w:r>
@@ -1935,237 +1093,64 @@
         </w:tc>
         <w:tc>
           <w:tcPr>
-            <w:tcW w:w="1500" w:type="dxa"/>
-            <w:tcMar>
-              <w:top w:w="35" w:type="dxa"/>
-              <w:left w:w="90" w:type="dxa"/>
-              <w:bottom w:w="35" w:type="dxa"/>
-              <w:right w:w="90" w:type="dxa"/>
-            </w:tcMar>
-            <w:vAlign w:val="center"/>
+            <w:tcW w:type="dxa" w:w="2160"/>
+            <w:shd w:fill="FFFFFF"/>
           </w:tcPr>
           <w:p>
             <w:pPr>
-              <w:jc w:val="center"/>
-              <w:rPr>
-                <w:sz w:val="16"/>
-                <w:szCs w:val="19"/>
-              </w:rPr>
+              <w:spacing w:before="0" w:after="0" w:line="240" w:lineRule="auto"/>
             </w:pPr>
             <w:r>
               <w:rPr>
                 <w:rFonts w:ascii="Noto Sans" w:hAnsi="Noto Sans"/>
+                <w:b w:val="0"/>
                 <w:color w:val="000000"/>
-                <w:sz w:val="16"/>
+                <w:sz w:val="20"/>
               </w:rPr>
-              <w:t>▲ 19.03%</w:t>
+              <w:t>23.00</w:t>
             </w:r>
           </w:p>
         </w:tc>
         <w:tc>
           <w:tcPr>
-            <w:tcW w:w="1604" w:type="dxa"/>
-            <w:tcMar>
-              <w:top w:w="35" w:type="dxa"/>
-              <w:left w:w="90" w:type="dxa"/>
-              <w:bottom w:w="35" w:type="dxa"/>
-              <w:right w:w="90" w:type="dxa"/>
-            </w:tcMar>
-            <w:vAlign w:val="center"/>
+            <w:tcW w:type="dxa" w:w="2160"/>
+            <w:shd w:fill="FFFFFF"/>
           </w:tcPr>
           <w:p>
             <w:pPr>
-              <w:jc w:val="center"/>
-              <w:rPr>
-                <w:sz w:val="16"/>
-                <w:szCs w:val="19"/>
-              </w:rPr>
+              <w:spacing w:before="0" w:after="0" w:line="240" w:lineRule="auto"/>
             </w:pPr>
             <w:r>
               <w:rPr>
                 <w:rFonts w:ascii="Noto Sans" w:hAnsi="Noto Sans"/>
+                <w:b w:val="0"/>
                 <w:color w:val="000000"/>
-                <w:sz w:val="16"/>
+                <w:sz w:val="20"/>
               </w:rPr>
-              <w:t>0.047</w:t>
-            </w:r>
-          </w:p>
-        </w:tc>
-        <w:tc>
-          <w:tcPr>
-            <w:tcW w:w="3296" w:type="dxa"/>
-            <w:tcMar>
-              <w:top w:w="35" w:type="dxa"/>
-              <w:left w:w="90" w:type="dxa"/>
-              <w:bottom w:w="35" w:type="dxa"/>
-              <w:right w:w="90" w:type="dxa"/>
-            </w:tcMar>
-            <w:vAlign w:val="center"/>
-          </w:tcPr>
-          <w:p>
-            <w:pPr>
-              <w:jc w:val="center"/>
-              <w:rPr>
-                <w:sz w:val="16"/>
-                <w:szCs w:val="19"/>
-              </w:rPr>
-            </w:pPr>
-            <w:r>
-              <w:rPr>
-                <w:rFonts w:ascii="Noto Sans" w:hAnsi="Noto Sans"/>
-                <w:color w:val="000000"/>
-                <w:sz w:val="16"/>
-              </w:rPr>
-              <w:t>Alza</w:t>
+              <w:t>0.070</w:t>
             </w:r>
           </w:p>
         </w:tc>
       </w:tr>
       <w:tr>
+        <w:trPr>
+          <w:cantSplit/>
+        </w:trPr>
         <w:tc>
           <w:tcPr>
-            <w:tcW w:w="2420" w:type="dxa"/>
-            <w:shd w:val="clear" w:color="auto" w:fill="F4F4F2"/>
-            <w:tcMar>
-              <w:top w:w="35" w:type="dxa"/>
-              <w:left w:w="90" w:type="dxa"/>
-              <w:bottom w:w="35" w:type="dxa"/>
-              <w:right w:w="90" w:type="dxa"/>
-            </w:tcMar>
-            <w:vAlign w:val="center"/>
+            <w:tcW w:type="dxa" w:w="4464"/>
+            <w:shd w:fill="F4F4F2"/>
           </w:tcPr>
           <w:p>
             <w:pPr>
-              <w:rPr>
-                <w:sz w:val="16"/>
-                <w:szCs w:val="19"/>
-              </w:rPr>
+              <w:spacing w:before="0" w:after="0" w:line="240" w:lineRule="auto"/>
             </w:pPr>
             <w:r>
               <w:rPr>
                 <w:rFonts w:ascii="Noto Sans" w:hAnsi="Noto Sans"/>
+                <w:b w:val="0"/>
                 <w:color w:val="000000"/>
-                <w:sz w:val="16"/>
-              </w:rPr>
-              <w:t>Taxi</w:t>
-            </w:r>
-          </w:p>
-        </w:tc>
-        <w:tc>
-          <w:tcPr>
-            <w:tcW w:w="1500" w:type="dxa"/>
-            <w:shd w:val="clear" w:color="auto" w:fill="F4F4F2"/>
-            <w:tcMar>
-              <w:top w:w="35" w:type="dxa"/>
-              <w:left w:w="90" w:type="dxa"/>
-              <w:bottom w:w="35" w:type="dxa"/>
-              <w:right w:w="90" w:type="dxa"/>
-            </w:tcMar>
-            <w:vAlign w:val="center"/>
-          </w:tcPr>
-          <w:p>
-            <w:pPr>
-              <w:jc w:val="center"/>
-              <w:rPr>
-                <w:sz w:val="16"/>
-                <w:szCs w:val="19"/>
-              </w:rPr>
-            </w:pPr>
-            <w:r>
-              <w:rPr>
-                <w:rFonts w:ascii="Noto Sans" w:hAnsi="Noto Sans"/>
-                <w:color w:val="000000"/>
-                <w:sz w:val="16"/>
-              </w:rPr>
-              <w:t>▲ 1.73%</w:t>
-            </w:r>
-          </w:p>
-        </w:tc>
-        <w:tc>
-          <w:tcPr>
-            <w:tcW w:w="1604" w:type="dxa"/>
-            <w:shd w:val="clear" w:color="auto" w:fill="F4F4F2"/>
-            <w:tcMar>
-              <w:top w:w="35" w:type="dxa"/>
-              <w:left w:w="90" w:type="dxa"/>
-              <w:bottom w:w="35" w:type="dxa"/>
-              <w:right w:w="90" w:type="dxa"/>
-            </w:tcMar>
-            <w:vAlign w:val="center"/>
-          </w:tcPr>
-          <w:p>
-            <w:pPr>
-              <w:jc w:val="center"/>
-              <w:rPr>
-                <w:sz w:val="16"/>
-                <w:szCs w:val="19"/>
-              </w:rPr>
-            </w:pPr>
-            <w:r>
-              <w:rPr>
-                <w:rFonts w:ascii="Noto Sans" w:hAnsi="Noto Sans"/>
-                <w:color w:val="000000"/>
-                <w:sz w:val="16"/>
-              </w:rPr>
-              <w:t>0.017</w:t>
-            </w:r>
-          </w:p>
-        </w:tc>
-        <w:tc>
-          <w:tcPr>
-            <w:tcW w:w="3296" w:type="dxa"/>
-            <w:shd w:val="clear" w:color="auto" w:fill="F4F4F2"/>
-            <w:tcMar>
-              <w:top w:w="35" w:type="dxa"/>
-              <w:left w:w="90" w:type="dxa"/>
-              <w:bottom w:w="35" w:type="dxa"/>
-              <w:right w:w="90" w:type="dxa"/>
-            </w:tcMar>
-            <w:vAlign w:val="center"/>
-          </w:tcPr>
-          <w:p>
-            <w:pPr>
-              <w:jc w:val="center"/>
-              <w:rPr>
-                <w:sz w:val="16"/>
-                <w:szCs w:val="19"/>
-              </w:rPr>
-            </w:pPr>
-            <w:r>
-              <w:rPr>
-                <w:rFonts w:ascii="Noto Sans" w:hAnsi="Noto Sans"/>
-                <w:color w:val="000000"/>
-                <w:sz w:val="16"/>
-              </w:rPr>
-              <w:t>Alza</w:t>
-            </w:r>
-          </w:p>
-        </w:tc>
-      </w:tr>
-      <w:tr>
-        <w:tc>
-          <w:tcPr>
-            <w:tcW w:w="2420" w:type="dxa"/>
-            <w:tcMar>
-              <w:top w:w="35" w:type="dxa"/>
-              <w:left w:w="90" w:type="dxa"/>
-              <w:bottom w:w="35" w:type="dxa"/>
-              <w:right w:w="90" w:type="dxa"/>
-            </w:tcMar>
-            <w:vAlign w:val="center"/>
-          </w:tcPr>
-          <w:p>
-            <w:pPr>
-              <w:rPr>
-                <w:sz w:val="16"/>
-                <w:szCs w:val="19"/>
-              </w:rPr>
-            </w:pPr>
-            <w:r>
-              <w:rPr>
-                <w:rFonts w:ascii="Noto Sans" w:hAnsi="Noto Sans"/>
-                <w:color w:val="000000"/>
-                <w:sz w:val="16"/>
+                <w:sz w:val="20"/>
               </w:rPr>
               <w:t>Gas doméstico LP</w:t>
             </w:r>
@@ -2173,117 +1158,64 @@
         </w:tc>
         <w:tc>
           <w:tcPr>
-            <w:tcW w:w="1500" w:type="dxa"/>
-            <w:tcMar>
-              <w:top w:w="35" w:type="dxa"/>
-              <w:left w:w="90" w:type="dxa"/>
-              <w:bottom w:w="35" w:type="dxa"/>
-              <w:right w:w="90" w:type="dxa"/>
-            </w:tcMar>
-            <w:vAlign w:val="center"/>
+            <w:tcW w:type="dxa" w:w="2160"/>
+            <w:shd w:fill="F4F4F2"/>
           </w:tcPr>
           <w:p>
             <w:pPr>
-              <w:jc w:val="center"/>
-              <w:rPr>
-                <w:sz w:val="16"/>
-                <w:szCs w:val="19"/>
-              </w:rPr>
+              <w:spacing w:before="0" w:after="0" w:line="240" w:lineRule="auto"/>
             </w:pPr>
             <w:r>
               <w:rPr>
                 <w:rFonts w:ascii="Noto Sans" w:hAnsi="Noto Sans"/>
-                <w:color w:val="C00000"/>
-                <w:sz w:val="16"/>
+                <w:b w:val="0"/>
+                <w:color w:val="000000"/>
+                <w:sz w:val="20"/>
               </w:rPr>
-              <w:t>▼ -2.05%</w:t>
+              <w:t>3.14</w:t>
             </w:r>
           </w:p>
         </w:tc>
         <w:tc>
           <w:tcPr>
-            <w:tcW w:w="1604" w:type="dxa"/>
-            <w:tcMar>
-              <w:top w:w="35" w:type="dxa"/>
-              <w:left w:w="90" w:type="dxa"/>
-              <w:bottom w:w="35" w:type="dxa"/>
-              <w:right w:w="90" w:type="dxa"/>
-            </w:tcMar>
-            <w:vAlign w:val="center"/>
+            <w:tcW w:type="dxa" w:w="2160"/>
+            <w:shd w:fill="F4F4F2"/>
           </w:tcPr>
           <w:p>
             <w:pPr>
-              <w:jc w:val="center"/>
-              <w:rPr>
-                <w:sz w:val="16"/>
-                <w:szCs w:val="19"/>
-              </w:rPr>
+              <w:spacing w:before="0" w:after="0" w:line="240" w:lineRule="auto"/>
             </w:pPr>
             <w:r>
               <w:rPr>
                 <w:rFonts w:ascii="Noto Sans" w:hAnsi="Noto Sans"/>
-                <w:color w:val="C00000"/>
-                <w:sz w:val="16"/>
+                <w:b w:val="0"/>
+                <w:color w:val="000000"/>
+                <w:sz w:val="20"/>
               </w:rPr>
-              <w:t>-0.028</w:t>
-            </w:r>
-          </w:p>
-        </w:tc>
-        <w:tc>
-          <w:tcPr>
-            <w:tcW w:w="3296" w:type="dxa"/>
-            <w:tcMar>
-              <w:top w:w="35" w:type="dxa"/>
-              <w:left w:w="90" w:type="dxa"/>
-              <w:bottom w:w="35" w:type="dxa"/>
-              <w:right w:w="90" w:type="dxa"/>
-            </w:tcMar>
-            <w:vAlign w:val="center"/>
-          </w:tcPr>
-          <w:p>
-            <w:pPr>
-              <w:jc w:val="center"/>
-              <w:rPr>
-                <w:sz w:val="16"/>
-                <w:szCs w:val="19"/>
-              </w:rPr>
-            </w:pPr>
-            <w:r>
-              <w:rPr>
-                <w:rFonts w:ascii="Noto Sans" w:hAnsi="Noto Sans"/>
-                <w:color w:val="000000"/>
-                <w:sz w:val="16"/>
-              </w:rPr>
-              <w:t>Baja</w:t>
+              <w:t>0.042</w:t>
             </w:r>
           </w:p>
         </w:tc>
       </w:tr>
       <w:tr>
+        <w:trPr>
+          <w:cantSplit/>
+        </w:trPr>
         <w:tc>
           <w:tcPr>
-            <w:tcW w:w="2420" w:type="dxa"/>
-            <w:shd w:val="clear" w:color="auto" w:fill="F4F4F2"/>
-            <w:tcMar>
-              <w:top w:w="35" w:type="dxa"/>
-              <w:left w:w="90" w:type="dxa"/>
-              <w:bottom w:w="35" w:type="dxa"/>
-              <w:right w:w="90" w:type="dxa"/>
-            </w:tcMar>
-            <w:vAlign w:val="center"/>
+            <w:tcW w:type="dxa" w:w="4464"/>
+            <w:shd w:fill="FFFFFF"/>
           </w:tcPr>
           <w:p>
             <w:pPr>
-              <w:rPr>
-                <w:sz w:val="16"/>
-                <w:szCs w:val="19"/>
-              </w:rPr>
+              <w:spacing w:before="0" w:after="0" w:line="240" w:lineRule="auto"/>
             </w:pPr>
             <w:r>
               <w:rPr>
                 <w:rFonts w:ascii="Noto Sans" w:hAnsi="Noto Sans"/>
+                <w:b w:val="0"/>
                 <w:color w:val="000000"/>
-                <w:sz w:val="16"/>
+                <w:sz w:val="20"/>
               </w:rPr>
               <w:t>Papa y otros tubérculos</w:t>
             </w:r>
@@ -2291,208 +1223,171 @@
         </w:tc>
         <w:tc>
           <w:tcPr>
-            <w:tcW w:w="1500" w:type="dxa"/>
-            <w:shd w:val="clear" w:color="auto" w:fill="F4F4F2"/>
-            <w:tcMar>
-              <w:top w:w="35" w:type="dxa"/>
-              <w:left w:w="90" w:type="dxa"/>
-              <w:bottom w:w="35" w:type="dxa"/>
-              <w:right w:w="90" w:type="dxa"/>
-            </w:tcMar>
-            <w:vAlign w:val="center"/>
+            <w:tcW w:type="dxa" w:w="2160"/>
+            <w:shd w:fill="FFFFFF"/>
           </w:tcPr>
           <w:p>
             <w:pPr>
-              <w:jc w:val="center"/>
-              <w:rPr>
-                <w:sz w:val="16"/>
-                <w:szCs w:val="19"/>
-              </w:rPr>
+              <w:spacing w:before="0" w:after="0" w:line="240" w:lineRule="auto"/>
             </w:pPr>
             <w:r>
               <w:rPr>
                 <w:rFonts w:ascii="Noto Sans" w:hAnsi="Noto Sans"/>
-                <w:color w:val="C00000"/>
-                <w:sz w:val="16"/>
+                <w:b w:val="0"/>
+                <w:color w:val="000000"/>
+                <w:sz w:val="20"/>
               </w:rPr>
-              <w:t>▼ -5.97%</w:t>
+              <w:t>-13.92</w:t>
             </w:r>
           </w:p>
         </w:tc>
         <w:tc>
           <w:tcPr>
-            <w:tcW w:w="1604" w:type="dxa"/>
-            <w:shd w:val="clear" w:color="auto" w:fill="F4F4F2"/>
-            <w:tcMar>
-              <w:top w:w="35" w:type="dxa"/>
-              <w:left w:w="90" w:type="dxa"/>
-              <w:bottom w:w="35" w:type="dxa"/>
-              <w:right w:w="90" w:type="dxa"/>
-            </w:tcMar>
-            <w:vAlign w:val="center"/>
+            <w:tcW w:type="dxa" w:w="2160"/>
+            <w:shd w:fill="FFFFFF"/>
           </w:tcPr>
           <w:p>
             <w:pPr>
-              <w:jc w:val="center"/>
-              <w:rPr>
-                <w:sz w:val="16"/>
-                <w:szCs w:val="19"/>
-              </w:rPr>
+              <w:spacing w:before="0" w:after="0" w:line="240" w:lineRule="auto"/>
             </w:pPr>
             <w:r>
               <w:rPr>
                 <w:rFonts w:ascii="Noto Sans" w:hAnsi="Noto Sans"/>
-                <w:color w:val="C00000"/>
-                <w:sz w:val="16"/>
+                <w:b w:val="0"/>
+                <w:color w:val="000000"/>
+                <w:sz w:val="20"/>
               </w:rPr>
-              <w:t>-0.027</w:t>
+              <w:t>-0.056</w:t>
+            </w:r>
+          </w:p>
+        </w:tc>
+      </w:tr>
+      <w:tr>
+        <w:trPr>
+          <w:cantSplit/>
+        </w:trPr>
+        <w:tc>
+          <w:tcPr>
+            <w:tcW w:type="dxa" w:w="4464"/>
+            <w:shd w:fill="F4F4F2"/>
+          </w:tcPr>
+          <w:p>
+            <w:pPr>
+              <w:spacing w:before="0" w:after="0" w:line="240" w:lineRule="auto"/>
+            </w:pPr>
+            <w:r>
+              <w:rPr>
+                <w:rFonts w:ascii="Noto Sans" w:hAnsi="Noto Sans"/>
+                <w:b w:val="0"/>
+                <w:color w:val="000000"/>
+                <w:sz w:val="20"/>
+              </w:rPr>
+              <w:t>Servicios profesionales</w:t>
             </w:r>
           </w:p>
         </w:tc>
         <w:tc>
           <w:tcPr>
-            <w:tcW w:w="3296" w:type="dxa"/>
-            <w:shd w:val="clear" w:color="auto" w:fill="F4F4F2"/>
-            <w:tcMar>
-              <w:top w:w="35" w:type="dxa"/>
-              <w:left w:w="90" w:type="dxa"/>
-              <w:bottom w:w="35" w:type="dxa"/>
-              <w:right w:w="90" w:type="dxa"/>
-            </w:tcMar>
-            <w:vAlign w:val="center"/>
+            <w:tcW w:type="dxa" w:w="2160"/>
+            <w:shd w:fill="F4F4F2"/>
           </w:tcPr>
           <w:p>
             <w:pPr>
-              <w:jc w:val="center"/>
-              <w:rPr>
-                <w:sz w:val="16"/>
-                <w:szCs w:val="19"/>
-              </w:rPr>
+              <w:spacing w:before="0" w:after="0" w:line="240" w:lineRule="auto"/>
             </w:pPr>
             <w:r>
               <w:rPr>
                 <w:rFonts w:ascii="Noto Sans" w:hAnsi="Noto Sans"/>
+                <w:b w:val="0"/>
                 <w:color w:val="000000"/>
-                <w:sz w:val="16"/>
+                <w:sz w:val="20"/>
               </w:rPr>
-              <w:t>Baja</w:t>
+              <w:t>-16.44</w:t>
+            </w:r>
+          </w:p>
+        </w:tc>
+        <w:tc>
+          <w:tcPr>
+            <w:tcW w:type="dxa" w:w="2160"/>
+            <w:shd w:fill="F4F4F2"/>
+          </w:tcPr>
+          <w:p>
+            <w:pPr>
+              <w:spacing w:before="0" w:after="0" w:line="240" w:lineRule="auto"/>
+            </w:pPr>
+            <w:r>
+              <w:rPr>
+                <w:rFonts w:ascii="Noto Sans" w:hAnsi="Noto Sans"/>
+                <w:b w:val="0"/>
+                <w:color w:val="000000"/>
+                <w:sz w:val="20"/>
+              </w:rPr>
+              <w:t>-0.042</w:t>
             </w:r>
           </w:p>
         </w:tc>
       </w:tr>
       <w:tr>
+        <w:trPr>
+          <w:cantSplit/>
+        </w:trPr>
         <w:tc>
           <w:tcPr>
-            <w:tcW w:w="2420" w:type="dxa"/>
-            <w:tcMar>
-              <w:top w:w="35" w:type="dxa"/>
-              <w:left w:w="90" w:type="dxa"/>
-              <w:bottom w:w="35" w:type="dxa"/>
-              <w:right w:w="90" w:type="dxa"/>
-            </w:tcMar>
-            <w:vAlign w:val="center"/>
+            <w:tcW w:type="dxa" w:w="4464"/>
+            <w:shd w:fill="FFFFFF"/>
           </w:tcPr>
           <w:p>
             <w:pPr>
-              <w:rPr>
-                <w:sz w:val="16"/>
-                <w:szCs w:val="19"/>
-              </w:rPr>
+              <w:spacing w:before="0" w:after="0" w:line="240" w:lineRule="auto"/>
             </w:pPr>
             <w:r>
               <w:rPr>
                 <w:rFonts w:ascii="Noto Sans" w:hAnsi="Noto Sans"/>
+                <w:b w:val="0"/>
                 <w:color w:val="000000"/>
-                <w:sz w:val="16"/>
+                <w:sz w:val="20"/>
               </w:rPr>
-              <w:t>Jitomate</w:t>
+              <w:t>Paquetes de internet, telefonía y televisión de paga</w:t>
             </w:r>
           </w:p>
         </w:tc>
         <w:tc>
           <w:tcPr>
-            <w:tcW w:w="1500" w:type="dxa"/>
-            <w:tcMar>
-              <w:top w:w="35" w:type="dxa"/>
-              <w:left w:w="90" w:type="dxa"/>
-              <w:bottom w:w="35" w:type="dxa"/>
-              <w:right w:w="90" w:type="dxa"/>
-            </w:tcMar>
-            <w:vAlign w:val="center"/>
+            <w:tcW w:type="dxa" w:w="2160"/>
+            <w:shd w:fill="FFFFFF"/>
           </w:tcPr>
           <w:p>
             <w:pPr>
-              <w:jc w:val="center"/>
-              <w:rPr>
-                <w:sz w:val="16"/>
-                <w:szCs w:val="19"/>
-              </w:rPr>
+              <w:spacing w:before="0" w:after="0" w:line="240" w:lineRule="auto"/>
             </w:pPr>
             <w:r>
               <w:rPr>
                 <w:rFonts w:ascii="Noto Sans" w:hAnsi="Noto Sans"/>
-                <w:color w:val="C00000"/>
-                <w:sz w:val="16"/>
+                <w:b w:val="0"/>
+                <w:color w:val="000000"/>
+                <w:sz w:val="20"/>
               </w:rPr>
-              <w:t>▼ -4.86%</w:t>
+              <w:t>-2.06</w:t>
             </w:r>
           </w:p>
         </w:tc>
         <w:tc>
           <w:tcPr>
-            <w:tcW w:w="1604" w:type="dxa"/>
-            <w:tcMar>
-              <w:top w:w="35" w:type="dxa"/>
-              <w:left w:w="90" w:type="dxa"/>
-              <w:bottom w:w="35" w:type="dxa"/>
-              <w:right w:w="90" w:type="dxa"/>
-            </w:tcMar>
-            <w:vAlign w:val="center"/>
+            <w:tcW w:type="dxa" w:w="2160"/>
+            <w:shd w:fill="FFFFFF"/>
           </w:tcPr>
           <w:p>
             <w:pPr>
-              <w:jc w:val="center"/>
-              <w:rPr>
-                <w:sz w:val="16"/>
-                <w:szCs w:val="19"/>
-              </w:rPr>
+              <w:spacing w:before="0" w:after="0" w:line="240" w:lineRule="auto"/>
             </w:pPr>
             <w:r>
               <w:rPr>
                 <w:rFonts w:ascii="Noto Sans" w:hAnsi="Noto Sans"/>
-                <w:color w:val="C00000"/>
-                <w:sz w:val="16"/>
+                <w:b w:val="0"/>
+                <w:color w:val="000000"/>
+                <w:sz w:val="20"/>
               </w:rPr>
-              <w:t>-0.021</w:t>
-            </w:r>
-          </w:p>
-        </w:tc>
-        <w:tc>
-          <w:tcPr>
-            <w:tcW w:w="3296" w:type="dxa"/>
-            <w:tcMar>
-              <w:top w:w="35" w:type="dxa"/>
-              <w:left w:w="90" w:type="dxa"/>
-              <w:bottom w:w="35" w:type="dxa"/>
-              <w:right w:w="90" w:type="dxa"/>
-            </w:tcMar>
-            <w:vAlign w:val="center"/>
-          </w:tcPr>
-          <w:p>
-            <w:pPr>
-              <w:jc w:val="center"/>
-              <w:rPr>
-                <w:sz w:val="16"/>
-                <w:szCs w:val="19"/>
-              </w:rPr>
-            </w:pPr>
-            <w:r>
-              <w:rPr>
-                <w:rFonts w:ascii="Noto Sans" w:hAnsi="Noto Sans"/>
-                <w:color w:val="000000"/>
-                <w:sz w:val="16"/>
-              </w:rPr>
-              <w:t>Baja</w:t>
+              <w:t>-0.022</w:t>
             </w:r>
           </w:p>
         </w:tc>
@@ -2500,58 +1395,38 @@
     </w:tbl>
     <w:p>
       <w:pPr>
-        <w:jc w:val="center"/>
-        <w:rPr>
-          <w:rFonts w:ascii="Noto Sans" w:hAnsi="Noto Sans"/>
-          <w:b/>
-          <w:color w:val="10312B"/>
-          <w:sz w:val="15"/>
-        </w:rPr>
-      </w:pPr>
-    </w:p>
-    <w:p>
-      <w:pPr>
-        <w:jc w:val="center"/>
+        <w:keepNext w:val="0"/>
+        <w:spacing w:before="0" w:after="0" w:line="240" w:lineRule="auto"/>
+        <w:jc w:val="both"/>
       </w:pPr>
       <w:r>
         <w:rPr>
           <w:rFonts w:ascii="Noto Sans" w:hAnsi="Noto Sans"/>
-          <w:b/>
-          <w:color w:val="10312B"/>
-          <w:sz w:val="22"/>
+          <w:b w:val="0"/>
+          <w:color w:val="666666"/>
+          <w:sz w:val="16"/>
         </w:rPr>
-        <w:t>El componente no subyacente registró una variación quincenal positiva en 2026</w:t>
+        <w:t>Selección: tres mayores incidencias positivas y tres negativas entre los genéricos destacados por el INEGI. No es un listado exhaustivo de toda la canasta. Incidencia mensual en puntos porcentuales (pp).</w:t>
       </w:r>
+    </w:p>
+    <w:p>
       <w:r>
-        <w:rPr>
-          <w:rFonts w:ascii="Noto Sans" w:hAnsi="Noto Sans"/>
-          <w:b/>
-          <w:color w:val="10312B"/>
-          <w:sz w:val="22"/>
-        </w:rPr>
-        <w:t>.</w:t>
-      </w:r>
-      <w:r>
-        <w:rPr>
-          <w:noProof/>
-        </w:rPr>
         <w:drawing>
-          <wp:inline distT="0" distB="0" distL="0" distR="0">
-            <wp:extent cx="5642308" cy="1380565"/>
-            <wp:effectExtent l="0" t="0" r="0" b="0"/>
+          <wp:inline xmlns:a="http://schemas.openxmlformats.org/drawingml/2006/main" xmlns:pic="http://schemas.openxmlformats.org/drawingml/2006/picture">
+            <wp:extent cx="5532120" cy="1677774"/>
             <wp:docPr id="2" name="Picture 2"/>
             <wp:cNvGraphicFramePr>
-              <a:graphicFrameLocks xmlns:a="http://schemas.openxmlformats.org/drawingml/2006/main" noChangeAspect="1"/>
+              <a:graphicFrameLocks noChangeAspect="1"/>
             </wp:cNvGraphicFramePr>
-            <a:graphic xmlns:a="http://schemas.openxmlformats.org/drawingml/2006/main">
+            <a:graphic>
               <a:graphicData uri="http://schemas.openxmlformats.org/drawingml/2006/picture">
-                <pic:pic xmlns:pic="http://schemas.openxmlformats.org/drawingml/2006/picture">
+                <pic:pic>
                   <pic:nvPicPr>
-                    <pic:cNvPr id="0" name="chart_inpc1q_sub_nosub.png"/>
+                    <pic:cNvPr id="0" name="incidencias.png"/>
                     <pic:cNvPicPr/>
                   </pic:nvPicPr>
                   <pic:blipFill>
-                    <a:blip r:embed="rId10"/>
+                    <a:blip r:embed="rId15"/>
                     <a:stretch>
                       <a:fillRect/>
                     </a:stretch>
@@ -2559,11 +1434,9 @@
                   <pic:spPr>
                     <a:xfrm>
                       <a:off x="0" y="0"/>
-                      <a:ext cx="5720367" cy="1399664"/>
+                      <a:ext cx="5532120" cy="1677774"/>
                     </a:xfrm>
-                    <a:prstGeom prst="rect">
-                      <a:avLst/>
-                    </a:prstGeom>
+                    <a:prstGeom prst="rect"/>
                   </pic:spPr>
                 </pic:pic>
               </a:graphicData>
@@ -2574,108 +1447,167 @@
     </w:p>
     <w:p>
       <w:pPr>
-        <w:spacing w:before="10" w:after="60"/>
-        <w:rPr>
-          <w:rFonts w:ascii="Noto Sans" w:eastAsia="Noto Sans" w:hAnsi="Noto Sans" w:cs="Noto Sans"/>
-          <w:color w:val="4C545B"/>
-          <w:sz w:val="13"/>
-          <w:szCs w:val="13"/>
-        </w:rPr>
+        <w:keepNext w:val="0"/>
+        <w:spacing w:before="0" w:after="0" w:line="240" w:lineRule="auto"/>
+        <w:jc w:val="both"/>
       </w:pPr>
       <w:r>
         <w:rPr>
           <w:rFonts w:ascii="Noto Sans" w:hAnsi="Noto Sans"/>
-          <w:color w:val="4C545B"/>
-          <w:sz w:val="15"/>
+          <w:b w:val="0"/>
+          <w:color w:val="666666"/>
+          <w:sz w:val="16"/>
         </w:rPr>
-        <w:t>Gráfica 2. Variación quincenal de los índices subyacente y no subyacente, primera quincena de agosto, 2024-2026 (%). Fuente: INEGI, INPC, boletín del 24 de agosto de 2026.</w:t>
+        <w:t>Fuente: cuadro 2, p. 4. Las barras usan incidencias oficiales; no se derivan multiplicando tasas por ponderaciones supuestas.</w:t>
       </w:r>
     </w:p>
     <w:p>
       <w:pPr>
-        <w:shd w:val="clear" w:color="auto" w:fill="005E4C"/>
-        <w:spacing w:before="90" w:after="45"/>
+        <w:keepNext w:val="0"/>
+        <w:spacing w:before="0" w:after="0" w:line="240" w:lineRule="auto"/>
+        <w:jc w:val="both"/>
       </w:pPr>
       <w:r>
         <w:rPr>
-          <w:rFonts w:ascii="Noto Sans" w:eastAsia="Noto Sans" w:hAnsi="Noto Sans" w:cs="Noto Sans"/>
-          <w:b/>
-          <w:bCs/>
-          <w:color w:val="FFFFFF"/>
-          <w:sz w:val="21"/>
-          <w:szCs w:val="21"/>
+          <w:rFonts w:ascii="Noto Sans" w:hAnsi="Noto Sans"/>
+          <w:b w:val="0"/>
+          <w:color w:val="000000"/>
+          <w:sz w:val="13"/>
         </w:rPr>
-        <w:t>Análisis</w:t>
       </w:r>
     </w:p>
     <w:p>
       <w:pPr>
-        <w:pStyle w:val="NormalWeb"/>
-        <w:numPr>
-          <w:ilvl w:val="0"/>
-          <w:numId w:val="37"/>
-        </w:numPr>
-        <w:spacing w:before="0" w:beforeAutospacing="0" w:after="0" w:afterAutospacing="0"/>
-        <w:ind w:left="425" w:hanging="357"/>
+        <w:keepNext/>
+        <w:spacing w:before="0" w:after="0" w:line="240" w:lineRule="auto"/>
         <w:jc w:val="both"/>
-        <w:rPr>
-          <w:rFonts w:ascii="Noto Sans Oriya" w:hAnsi="Noto Sans Oriya" w:cs="Noto Sans Oriya"/>
-        </w:rPr>
       </w:pPr>
       <w:r>
         <w:rPr>
           <w:rFonts w:ascii="Noto Sans" w:hAnsi="Noto Sans"/>
+          <w:b/>
+          <w:color w:val="235B4C"/>
           <w:sz w:val="22"/>
-          <w:lang w:eastAsia="es-ES_tradnl"/>
         </w:rPr>
-        <w:t>En conjunto, los resultados muestran una inflación anual menor a la observada en la misma quincena de 2025, con diferencias entre sus componentes y una variación quincenal positiva tanto en el índice subyacente como en el no subyacente</w:t>
+        <w:t>Interpretación de las incidencias</w:t>
       </w:r>
-      <w:bookmarkStart w:id="0" w:name="_GoBack"/>
-      <w:bookmarkEnd w:id="0"/>
+    </w:p>
+    <w:p>
+      <w:pPr>
+        <w:keepNext w:val="0"/>
+        <w:spacing w:before="0" w:after="0" w:line="240" w:lineRule="auto"/>
+        <w:jc w:val="both"/>
+      </w:pPr>
       <w:r>
         <w:rPr>
           <w:rFonts w:ascii="Noto Sans" w:hAnsi="Noto Sans"/>
+          <w:b w:val="0"/>
+          <w:color w:val="000000"/>
           <w:sz w:val="22"/>
         </w:rPr>
-        <w:t>.</w:t>
+        <w:t>La variación porcentual describe el cambio del precio de cada producto. La incidencia mide su contribución al movimiento del índice general: una variación mayor no implica necesariamente una mayor incidencia. Esta selección no reconstruye la variación total.</w:t>
       </w:r>
     </w:p>
     <w:p>
       <w:pPr>
-        <w:pStyle w:val="NormalWeb"/>
-        <w:spacing w:after="0" w:afterAutospacing="0"/>
-        <w:ind w:left="425"/>
+        <w:keepNext w:val="0"/>
+        <w:spacing w:before="0" w:after="0" w:line="240" w:lineRule="auto"/>
         <w:jc w:val="both"/>
+      </w:pPr>
+      <w:r>
         <w:rPr>
-          <w:rFonts w:ascii="Noto Sans Oriya" w:hAnsi="Noto Sans Oriya" w:cs="Noto Sans Oriya"/>
-          <w:sz w:val="2"/>
+          <w:rFonts w:ascii="Noto Sans" w:hAnsi="Noto Sans"/>
+          <w:b w:val="0"/>
+          <w:color w:val="000000"/>
+          <w:sz w:val="13"/>
         </w:rPr>
-      </w:pPr>
+      </w:r>
     </w:p>
     <w:p>
+      <w:pPr>
+        <w:keepNext/>
+        <w:spacing w:before="0" w:after="0" w:line="240" w:lineRule="auto"/>
+        <w:jc w:val="both"/>
+      </w:pPr>
       <w:r>
         <w:rPr>
-          <w:rFonts w:ascii="Arial" w:hAnsi="Arial"/>
-          <w:color w:val="4C545B"/>
-          <w:sz w:val="15"/>
+          <w:rFonts w:ascii="Noto Sans" w:hAnsi="Noto Sans"/>
+          <w:b/>
+          <w:color w:val="235B4C"/>
+          <w:sz w:val="22"/>
         </w:rPr>
-        <w:t xml:space="preserve">Fuente: </w:t>
+        <w:t>Notas metodológicas</w:t>
       </w:r>
+    </w:p>
+    <w:p>
+      <w:pPr>
+        <w:keepNext w:val="0"/>
+        <w:spacing w:before="0" w:after="0" w:line="240" w:lineRule="auto"/>
+        <w:jc w:val="both"/>
+      </w:pPr>
       <w:r>
         <w:rPr>
-          <w:rFonts w:ascii="Arial" w:hAnsi="Arial"/>
-          <w:color w:val="4C545B"/>
-          <w:sz w:val="15"/>
+          <w:rFonts w:ascii="Noto Sans" w:hAnsi="Noto Sans"/>
+          <w:b w:val="0"/>
+          <w:color w:val="666666"/>
+          <w:sz w:val="16"/>
         </w:rPr>
-        <w:t>INEGI. Índice Nacional de Precios al Consumidor (INPC), primera quincena de agosto de 2026.</w:t>
+        <w:t>La comparación anual anterior corresponde al mismo mes de un año antes; no al mes inmediato anterior. Las incidencias pueden presentar diferencias de redondeo respecto al total. El boletín contiene niveles quincenales, finalidades del consumo y aperturas territoriales; esta nota utiliza la lectura mensual nacional.</w:t>
+      </w:r>
+    </w:p>
+    <w:p>
+      <w:pPr>
+        <w:keepNext w:val="0"/>
+        <w:spacing w:before="0" w:after="0" w:line="240" w:lineRule="auto"/>
+        <w:jc w:val="both"/>
+      </w:pPr>
+      <w:r>
+        <w:rPr>
+          <w:rFonts w:ascii="Noto Sans" w:hAnsi="Noto Sans"/>
+          <w:b w:val="0"/>
+          <w:color w:val="000000"/>
+          <w:sz w:val="13"/>
+        </w:rPr>
+      </w:r>
+    </w:p>
+    <w:p>
+      <w:pPr>
+        <w:keepNext w:val="0"/>
+        <w:spacing w:before="0" w:after="0" w:line="240" w:lineRule="auto"/>
+        <w:jc w:val="both"/>
+      </w:pPr>
+      <w:r>
+        <w:rPr>
+          <w:rFonts w:ascii="Noto Sans" w:hAnsi="Noto Sans"/>
+          <w:b w:val="0"/>
+          <w:color w:val="666666"/>
+          <w:sz w:val="16"/>
+        </w:rPr>
+        <w:t>INEGI, boletín 619/26, publicado el 2026-10-08. Lectura completa de 6 páginas; metodología en la última página. Variaciones e incidencias de la misma edición.</w:t>
+      </w:r>
+    </w:p>
+    <w:p>
+      <w:pPr>
+        <w:keepNext w:val="0"/>
+        <w:spacing w:before="0" w:after="0" w:line="240" w:lineRule="auto"/>
+        <w:jc w:val="both"/>
+      </w:pPr>
+      <w:r>
+        <w:rPr>
+          <w:rFonts w:ascii="Noto Sans" w:hAnsi="Noto Sans"/>
+          <w:b w:val="0"/>
+          <w:color w:val="666666"/>
+          <w:sz w:val="16"/>
+        </w:rPr>
+        <w:t>https://www.inegi.org.mx/contenidos/saladeprensa/boletines/2026/inpc/inpc_2q2026_10.pdf</w:t>
       </w:r>
     </w:p>
     <w:sectPr>
-      <w:headerReference w:type="default" r:id="rId11"/>
-      <w:footerReference w:type="even" r:id="rId12"/>
-      <w:footerReference w:type="default" r:id="rId13"/>
+      <w:headerReference w:type="default" r:id="rId10"/>
+      <w:footerReference w:type="even" r:id="rId11"/>
+      <w:footerReference w:type="default" r:id="rId12"/>
       <w:pgSz w:w="12240" w:h="15840"/>
-      <w:pgMar w:top="720" w:right="1701" w:bottom="648" w:left="1701" w:header="708" w:footer="708" w:gutter="0"/>
+      <w:pgMar w:top="1134" w:right="1701" w:bottom="1134" w:left="1701" w:header="708" w:footer="708" w:gutter="0"/>
       <w:pgNumType w:start="1"/>
       <w:cols w:space="708"/>
       <w:docGrid w:linePitch="360"/>
@@ -2945,32 +1877,42 @@
     <w:pPr>
       <w:ind w:left="-426"/>
       <w:rPr>
-        <w:rFonts w:ascii="Noto Sans" w:hAnsi="Noto Sans" w:cs="Noto Sans"/>
+        <w:rFonts w:ascii="Calibri" w:hAnsi="Calibri" w:cs="Calibri"/>
         <w:b/>
-        <w:bCs/>
         <w:sz w:val="22"/>
-        <w:szCs w:val="22"/>
       </w:rPr>
     </w:pPr>
     <w:r>
       <w:rPr>
-        <w:rFonts w:ascii="Calibri" w:hAnsi="Calibri" w:cs="Calibri"/>
+        <w:rFonts w:ascii="Noto Sans" w:hAnsi="Noto Sans"/>
         <w:b/>
-        <w:bCs/>
         <w:sz w:val="22"/>
-        <w:szCs w:val="22"/>
-      </w:rPr>
-      <w:t>Subsecretaría de Industria y Comercio</w:t>
+      </w:rPr>
+      <w:t>S</w:t>
     </w:r>
     <w:r>
       <w:rPr>
-        <w:rFonts w:ascii="Noto Sans" w:hAnsi="Noto Sans" w:cs="Noto Sans"/>
+        <w:rFonts w:ascii="Noto Sans" w:hAnsi="Noto Sans"/>
         <w:b/>
-        <w:bCs/>
         <w:sz w:val="22"/>
-        <w:szCs w:val="22"/>
-      </w:rPr>
-      <w:t xml:space="preserve"> </w:t>
+      </w:rPr>
+      <w:t>ubs</w:t>
+    </w:r>
+    <w:r>
+      <w:rPr>
+        <w:rFonts w:ascii="Noto Sans" w:hAnsi="Noto Sans"/>
+        <w:b/>
+        <w:sz w:val="22"/>
+      </w:rPr>
+      <w:t xml:space="preserve">ecretaría de </w:t>
+    </w:r>
+    <w:r>
+      <w:rPr>
+        <w:rFonts w:ascii="Noto Sans" w:hAnsi="Noto Sans"/>
+        <w:b/>
+        <w:sz w:val="22"/>
+      </w:rPr>
+      <w:t>Industria y Comercio</w:t>
     </w:r>
   </w:p>
   <w:p>
@@ -3668,119 +2610,6 @@
     </w:lvl>
   </w:abstractNum>
   <w:abstractNum w:abstractNumId="5" w15:restartNumberingAfterBreak="0">
-    <w:nsid w:val="0F112835"/>
-    <w:multiLevelType w:val="hybridMultilevel"/>
-    <w:tmpl w:val="6138078E"/>
-    <w:lvl w:ilvl="0" w:tplc="040A0001">
-      <w:start w:val="1"/>
-      <w:numFmt w:val="bullet"/>
-      <w:lvlText w:val=""/>
-      <w:lvlJc w:val="left"/>
-      <w:pPr>
-        <w:ind w:left="720" w:hanging="360"/>
-      </w:pPr>
-      <w:rPr>
-        <w:rFonts w:ascii="Symbol" w:hAnsi="Symbol" w:hint="default"/>
-      </w:rPr>
-    </w:lvl>
-    <w:lvl w:ilvl="1" w:tplc="040A0003" w:tentative="1">
-      <w:start w:val="1"/>
-      <w:numFmt w:val="bullet"/>
-      <w:lvlText w:val="o"/>
-      <w:lvlJc w:val="left"/>
-      <w:pPr>
-        <w:ind w:left="1440" w:hanging="360"/>
-      </w:pPr>
-      <w:rPr>
-        <w:rFonts w:ascii="Courier New" w:hAnsi="Courier New" w:cs="Courier New" w:hint="default"/>
-      </w:rPr>
-    </w:lvl>
-    <w:lvl w:ilvl="2" w:tplc="040A0005" w:tentative="1">
-      <w:start w:val="1"/>
-      <w:numFmt w:val="bullet"/>
-      <w:lvlText w:val=""/>
-      <w:lvlJc w:val="left"/>
-      <w:pPr>
-        <w:ind w:left="2160" w:hanging="360"/>
-      </w:pPr>
-      <w:rPr>
-        <w:rFonts w:ascii="Wingdings" w:hAnsi="Wingdings" w:hint="default"/>
-      </w:rPr>
-    </w:lvl>
-    <w:lvl w:ilvl="3" w:tplc="040A0001" w:tentative="1">
-      <w:start w:val="1"/>
-      <w:numFmt w:val="bullet"/>
-      <w:lvlText w:val=""/>
-      <w:lvlJc w:val="left"/>
-      <w:pPr>
-        <w:ind w:left="2880" w:hanging="360"/>
-      </w:pPr>
-      <w:rPr>
-        <w:rFonts w:ascii="Symbol" w:hAnsi="Symbol" w:hint="default"/>
-      </w:rPr>
-    </w:lvl>
-    <w:lvl w:ilvl="4" w:tplc="040A0003" w:tentative="1">
-      <w:start w:val="1"/>
-      <w:numFmt w:val="bullet"/>
-      <w:lvlText w:val="o"/>
-      <w:lvlJc w:val="left"/>
-      <w:pPr>
-        <w:ind w:left="3600" w:hanging="360"/>
-      </w:pPr>
-      <w:rPr>
-        <w:rFonts w:ascii="Courier New" w:hAnsi="Courier New" w:cs="Courier New" w:hint="default"/>
-      </w:rPr>
-    </w:lvl>
-    <w:lvl w:ilvl="5" w:tplc="040A0005" w:tentative="1">
-      <w:start w:val="1"/>
-      <w:numFmt w:val="bullet"/>
-      <w:lvlText w:val=""/>
-      <w:lvlJc w:val="left"/>
-      <w:pPr>
-        <w:ind w:left="4320" w:hanging="360"/>
-      </w:pPr>
-      <w:rPr>
-        <w:rFonts w:ascii="Wingdings" w:hAnsi="Wingdings" w:hint="default"/>
-      </w:rPr>
-    </w:lvl>
-    <w:lvl w:ilvl="6" w:tplc="040A0001" w:tentative="1">
-      <w:start w:val="1"/>
-      <w:numFmt w:val="bullet"/>
-      <w:lvlText w:val=""/>
-      <w:lvlJc w:val="left"/>
-      <w:pPr>
-        <w:ind w:left="5040" w:hanging="360"/>
-      </w:pPr>
-      <w:rPr>
-        <w:rFonts w:ascii="Symbol" w:hAnsi="Symbol" w:hint="default"/>
-      </w:rPr>
-    </w:lvl>
-    <w:lvl w:ilvl="7" w:tplc="040A0003" w:tentative="1">
-      <w:start w:val="1"/>
-      <w:numFmt w:val="bullet"/>
-      <w:lvlText w:val="o"/>
-      <w:lvlJc w:val="left"/>
-      <w:pPr>
-        <w:ind w:left="5760" w:hanging="360"/>
-      </w:pPr>
-      <w:rPr>
-        <w:rFonts w:ascii="Courier New" w:hAnsi="Courier New" w:cs="Courier New" w:hint="default"/>
-      </w:rPr>
-    </w:lvl>
-    <w:lvl w:ilvl="8" w:tplc="040A0005" w:tentative="1">
-      <w:start w:val="1"/>
-      <w:numFmt w:val="bullet"/>
-      <w:lvlText w:val=""/>
-      <w:lvlJc w:val="left"/>
-      <w:pPr>
-        <w:ind w:left="6480" w:hanging="360"/>
-      </w:pPr>
-      <w:rPr>
-        <w:rFonts w:ascii="Wingdings" w:hAnsi="Wingdings" w:hint="default"/>
-      </w:rPr>
-    </w:lvl>
-  </w:abstractNum>
-  <w:abstractNum w:abstractNumId="6" w15:restartNumberingAfterBreak="0">
     <w:nsid w:val="10AA051B"/>
     <w:multiLevelType w:val="multilevel"/>
     <w:tmpl w:val="F70C50A6"/>
@@ -3929,7 +2758,7 @@
       </w:rPr>
     </w:lvl>
   </w:abstractNum>
-  <w:abstractNum w:abstractNumId="7" w15:restartNumberingAfterBreak="0">
+  <w:abstractNum w:abstractNumId="6" w15:restartNumberingAfterBreak="0">
     <w:nsid w:val="1AA26045"/>
     <w:multiLevelType w:val="hybridMultilevel"/>
     <w:tmpl w:val="2886F9F4"/>
@@ -4042,7 +2871,7 @@
       </w:rPr>
     </w:lvl>
   </w:abstractNum>
-  <w:abstractNum w:abstractNumId="8" w15:restartNumberingAfterBreak="0">
+  <w:abstractNum w:abstractNumId="7" w15:restartNumberingAfterBreak="0">
     <w:nsid w:val="1C4B1544"/>
     <w:multiLevelType w:val="multilevel"/>
     <w:tmpl w:val="1DC45634"/>
@@ -4191,7 +3020,7 @@
       </w:rPr>
     </w:lvl>
   </w:abstractNum>
-  <w:abstractNum w:abstractNumId="9" w15:restartNumberingAfterBreak="0">
+  <w:abstractNum w:abstractNumId="8" w15:restartNumberingAfterBreak="0">
     <w:nsid w:val="200E7BD5"/>
     <w:multiLevelType w:val="multilevel"/>
     <w:tmpl w:val="E21E2E2C"/>
@@ -4340,7 +3169,7 @@
       </w:rPr>
     </w:lvl>
   </w:abstractNum>
-  <w:abstractNum w:abstractNumId="10" w15:restartNumberingAfterBreak="0">
+  <w:abstractNum w:abstractNumId="9" w15:restartNumberingAfterBreak="0">
     <w:nsid w:val="20470303"/>
     <w:multiLevelType w:val="hybridMultilevel"/>
     <w:tmpl w:val="77764E72"/>
@@ -4453,7 +3282,7 @@
       </w:rPr>
     </w:lvl>
   </w:abstractNum>
-  <w:abstractNum w:abstractNumId="11" w15:restartNumberingAfterBreak="0">
+  <w:abstractNum w:abstractNumId="10" w15:restartNumberingAfterBreak="0">
     <w:nsid w:val="25613076"/>
     <w:multiLevelType w:val="multilevel"/>
     <w:tmpl w:val="DC6000B2"/>
@@ -4599,6 +3428,121 @@
       <w:rPr>
         <w:rFonts w:ascii="Wingdings" w:hAnsi="Wingdings" w:hint="default"/>
         <w:sz w:val="20"/>
+      </w:rPr>
+    </w:lvl>
+  </w:abstractNum>
+  <w:abstractNum w:abstractNumId="11" w15:restartNumberingAfterBreak="0">
+    <w:nsid w:val="25637F62"/>
+    <w:multiLevelType w:val="hybridMultilevel"/>
+    <w:tmpl w:val="491E8574"/>
+    <w:lvl w:ilvl="0" w:tplc="47363282">
+      <w:start w:val="1"/>
+      <w:numFmt w:val="bullet"/>
+      <w:lvlText w:val=""/>
+      <w:lvlJc w:val="left"/>
+      <w:pPr>
+        <w:ind w:left="720" w:hanging="360"/>
+      </w:pPr>
+      <w:rPr>
+        <w:rFonts w:ascii="Symbol" w:hAnsi="Symbol" w:hint="default"/>
+        <w:sz w:val="20"/>
+        <w:szCs w:val="20"/>
+      </w:rPr>
+    </w:lvl>
+    <w:lvl w:ilvl="1" w:tplc="040A0003" w:tentative="1">
+      <w:start w:val="1"/>
+      <w:numFmt w:val="bullet"/>
+      <w:lvlText w:val="o"/>
+      <w:lvlJc w:val="left"/>
+      <w:pPr>
+        <w:ind w:left="1440" w:hanging="360"/>
+      </w:pPr>
+      <w:rPr>
+        <w:rFonts w:ascii="Courier New" w:hAnsi="Courier New" w:cs="Courier New" w:hint="default"/>
+      </w:rPr>
+    </w:lvl>
+    <w:lvl w:ilvl="2" w:tplc="040A0005" w:tentative="1">
+      <w:start w:val="1"/>
+      <w:numFmt w:val="bullet"/>
+      <w:lvlText w:val=""/>
+      <w:lvlJc w:val="left"/>
+      <w:pPr>
+        <w:ind w:left="2160" w:hanging="360"/>
+      </w:pPr>
+      <w:rPr>
+        <w:rFonts w:ascii="Wingdings" w:hAnsi="Wingdings" w:hint="default"/>
+      </w:rPr>
+    </w:lvl>
+    <w:lvl w:ilvl="3" w:tplc="040A0001" w:tentative="1">
+      <w:start w:val="1"/>
+      <w:numFmt w:val="bullet"/>
+      <w:lvlText w:val=""/>
+      <w:lvlJc w:val="left"/>
+      <w:pPr>
+        <w:ind w:left="2880" w:hanging="360"/>
+      </w:pPr>
+      <w:rPr>
+        <w:rFonts w:ascii="Symbol" w:hAnsi="Symbol" w:hint="default"/>
+      </w:rPr>
+    </w:lvl>
+    <w:lvl w:ilvl="4" w:tplc="040A0003" w:tentative="1">
+      <w:start w:val="1"/>
+      <w:numFmt w:val="bullet"/>
+      <w:lvlText w:val="o"/>
+      <w:lvlJc w:val="left"/>
+      <w:pPr>
+        <w:ind w:left="3600" w:hanging="360"/>
+      </w:pPr>
+      <w:rPr>
+        <w:rFonts w:ascii="Courier New" w:hAnsi="Courier New" w:cs="Courier New" w:hint="default"/>
+      </w:rPr>
+    </w:lvl>
+    <w:lvl w:ilvl="5" w:tplc="040A0005" w:tentative="1">
+      <w:start w:val="1"/>
+      <w:numFmt w:val="bullet"/>
+      <w:lvlText w:val=""/>
+      <w:lvlJc w:val="left"/>
+      <w:pPr>
+        <w:ind w:left="4320" w:hanging="360"/>
+      </w:pPr>
+      <w:rPr>
+        <w:rFonts w:ascii="Wingdings" w:hAnsi="Wingdings" w:hint="default"/>
+      </w:rPr>
+    </w:lvl>
+    <w:lvl w:ilvl="6" w:tplc="040A0001" w:tentative="1">
+      <w:start w:val="1"/>
+      <w:numFmt w:val="bullet"/>
+      <w:lvlText w:val=""/>
+      <w:lvlJc w:val="left"/>
+      <w:pPr>
+        <w:ind w:left="5040" w:hanging="360"/>
+      </w:pPr>
+      <w:rPr>
+        <w:rFonts w:ascii="Symbol" w:hAnsi="Symbol" w:hint="default"/>
+      </w:rPr>
+    </w:lvl>
+    <w:lvl w:ilvl="7" w:tplc="040A0003" w:tentative="1">
+      <w:start w:val="1"/>
+      <w:numFmt w:val="bullet"/>
+      <w:lvlText w:val="o"/>
+      <w:lvlJc w:val="left"/>
+      <w:pPr>
+        <w:ind w:left="5760" w:hanging="360"/>
+      </w:pPr>
+      <w:rPr>
+        <w:rFonts w:ascii="Courier New" w:hAnsi="Courier New" w:cs="Courier New" w:hint="default"/>
+      </w:rPr>
+    </w:lvl>
+    <w:lvl w:ilvl="8" w:tplc="040A0005" w:tentative="1">
+      <w:start w:val="1"/>
+      <w:numFmt w:val="bullet"/>
+      <w:lvlText w:val=""/>
+      <w:lvlJc w:val="left"/>
+      <w:pPr>
+        <w:ind w:left="6480" w:hanging="360"/>
+      </w:pPr>
+      <w:rPr>
+        <w:rFonts w:ascii="Wingdings" w:hAnsi="Wingdings" w:hint="default"/>
       </w:rPr>
     </w:lvl>
   </w:abstractNum>
@@ -5189,119 +4133,6 @@
     </w:lvl>
   </w:abstractNum>
   <w:abstractNum w:abstractNumId="17" w15:restartNumberingAfterBreak="0">
-    <w:nsid w:val="324E1199"/>
-    <w:multiLevelType w:val="hybridMultilevel"/>
-    <w:tmpl w:val="9C70F700"/>
-    <w:lvl w:ilvl="0" w:tplc="040A0001">
-      <w:start w:val="1"/>
-      <w:numFmt w:val="bullet"/>
-      <w:lvlText w:val=""/>
-      <w:lvlJc w:val="left"/>
-      <w:pPr>
-        <w:ind w:left="720" w:hanging="360"/>
-      </w:pPr>
-      <w:rPr>
-        <w:rFonts w:ascii="Symbol" w:hAnsi="Symbol" w:hint="default"/>
-      </w:rPr>
-    </w:lvl>
-    <w:lvl w:ilvl="1" w:tplc="040A0003" w:tentative="1">
-      <w:start w:val="1"/>
-      <w:numFmt w:val="bullet"/>
-      <w:lvlText w:val="o"/>
-      <w:lvlJc w:val="left"/>
-      <w:pPr>
-        <w:ind w:left="1440" w:hanging="360"/>
-      </w:pPr>
-      <w:rPr>
-        <w:rFonts w:ascii="Courier New" w:hAnsi="Courier New" w:cs="Courier New" w:hint="default"/>
-      </w:rPr>
-    </w:lvl>
-    <w:lvl w:ilvl="2" w:tplc="040A0005" w:tentative="1">
-      <w:start w:val="1"/>
-      <w:numFmt w:val="bullet"/>
-      <w:lvlText w:val=""/>
-      <w:lvlJc w:val="left"/>
-      <w:pPr>
-        <w:ind w:left="2160" w:hanging="360"/>
-      </w:pPr>
-      <w:rPr>
-        <w:rFonts w:ascii="Wingdings" w:hAnsi="Wingdings" w:hint="default"/>
-      </w:rPr>
-    </w:lvl>
-    <w:lvl w:ilvl="3" w:tplc="040A0001" w:tentative="1">
-      <w:start w:val="1"/>
-      <w:numFmt w:val="bullet"/>
-      <w:lvlText w:val=""/>
-      <w:lvlJc w:val="left"/>
-      <w:pPr>
-        <w:ind w:left="2880" w:hanging="360"/>
-      </w:pPr>
-      <w:rPr>
-        <w:rFonts w:ascii="Symbol" w:hAnsi="Symbol" w:hint="default"/>
-      </w:rPr>
-    </w:lvl>
-    <w:lvl w:ilvl="4" w:tplc="040A0003" w:tentative="1">
-      <w:start w:val="1"/>
-      <w:numFmt w:val="bullet"/>
-      <w:lvlText w:val="o"/>
-      <w:lvlJc w:val="left"/>
-      <w:pPr>
-        <w:ind w:left="3600" w:hanging="360"/>
-      </w:pPr>
-      <w:rPr>
-        <w:rFonts w:ascii="Courier New" w:hAnsi="Courier New" w:cs="Courier New" w:hint="default"/>
-      </w:rPr>
-    </w:lvl>
-    <w:lvl w:ilvl="5" w:tplc="040A0005" w:tentative="1">
-      <w:start w:val="1"/>
-      <w:numFmt w:val="bullet"/>
-      <w:lvlText w:val=""/>
-      <w:lvlJc w:val="left"/>
-      <w:pPr>
-        <w:ind w:left="4320" w:hanging="360"/>
-      </w:pPr>
-      <w:rPr>
-        <w:rFonts w:ascii="Wingdings" w:hAnsi="Wingdings" w:hint="default"/>
-      </w:rPr>
-    </w:lvl>
-    <w:lvl w:ilvl="6" w:tplc="040A0001" w:tentative="1">
-      <w:start w:val="1"/>
-      <w:numFmt w:val="bullet"/>
-      <w:lvlText w:val=""/>
-      <w:lvlJc w:val="left"/>
-      <w:pPr>
-        <w:ind w:left="5040" w:hanging="360"/>
-      </w:pPr>
-      <w:rPr>
-        <w:rFonts w:ascii="Symbol" w:hAnsi="Symbol" w:hint="default"/>
-      </w:rPr>
-    </w:lvl>
-    <w:lvl w:ilvl="7" w:tplc="040A0003" w:tentative="1">
-      <w:start w:val="1"/>
-      <w:numFmt w:val="bullet"/>
-      <w:lvlText w:val="o"/>
-      <w:lvlJc w:val="left"/>
-      <w:pPr>
-        <w:ind w:left="5760" w:hanging="360"/>
-      </w:pPr>
-      <w:rPr>
-        <w:rFonts w:ascii="Courier New" w:hAnsi="Courier New" w:cs="Courier New" w:hint="default"/>
-      </w:rPr>
-    </w:lvl>
-    <w:lvl w:ilvl="8" w:tplc="040A0005" w:tentative="1">
-      <w:start w:val="1"/>
-      <w:numFmt w:val="bullet"/>
-      <w:lvlText w:val=""/>
-      <w:lvlJc w:val="left"/>
-      <w:pPr>
-        <w:ind w:left="6480" w:hanging="360"/>
-      </w:pPr>
-      <w:rPr>
-        <w:rFonts w:ascii="Wingdings" w:hAnsi="Wingdings" w:hint="default"/>
-      </w:rPr>
-    </w:lvl>
-  </w:abstractNum>
-  <w:abstractNum w:abstractNumId="18" w15:restartNumberingAfterBreak="0">
     <w:nsid w:val="327731D8"/>
     <w:multiLevelType w:val="hybridMultilevel"/>
     <w:tmpl w:val="E58CE21C"/>
@@ -5392,120 +4223,7 @@
       </w:pPr>
     </w:lvl>
   </w:abstractNum>
-  <w:abstractNum w:abstractNumId="19" w15:restartNumberingAfterBreak="0">
-    <w:nsid w:val="42BE3CB6"/>
-    <w:multiLevelType w:val="hybridMultilevel"/>
-    <w:tmpl w:val="9724E652"/>
-    <w:lvl w:ilvl="0" w:tplc="040A0001">
-      <w:start w:val="1"/>
-      <w:numFmt w:val="bullet"/>
-      <w:lvlText w:val=""/>
-      <w:lvlJc w:val="left"/>
-      <w:pPr>
-        <w:ind w:left="720" w:hanging="360"/>
-      </w:pPr>
-      <w:rPr>
-        <w:rFonts w:ascii="Symbol" w:hAnsi="Symbol" w:hint="default"/>
-      </w:rPr>
-    </w:lvl>
-    <w:lvl w:ilvl="1" w:tplc="040A0003" w:tentative="1">
-      <w:start w:val="1"/>
-      <w:numFmt w:val="bullet"/>
-      <w:lvlText w:val="o"/>
-      <w:lvlJc w:val="left"/>
-      <w:pPr>
-        <w:ind w:left="1440" w:hanging="360"/>
-      </w:pPr>
-      <w:rPr>
-        <w:rFonts w:ascii="Courier New" w:hAnsi="Courier New" w:cs="Courier New" w:hint="default"/>
-      </w:rPr>
-    </w:lvl>
-    <w:lvl w:ilvl="2" w:tplc="040A0005" w:tentative="1">
-      <w:start w:val="1"/>
-      <w:numFmt w:val="bullet"/>
-      <w:lvlText w:val=""/>
-      <w:lvlJc w:val="left"/>
-      <w:pPr>
-        <w:ind w:left="2160" w:hanging="360"/>
-      </w:pPr>
-      <w:rPr>
-        <w:rFonts w:ascii="Wingdings" w:hAnsi="Wingdings" w:hint="default"/>
-      </w:rPr>
-    </w:lvl>
-    <w:lvl w:ilvl="3" w:tplc="040A0001" w:tentative="1">
-      <w:start w:val="1"/>
-      <w:numFmt w:val="bullet"/>
-      <w:lvlText w:val=""/>
-      <w:lvlJc w:val="left"/>
-      <w:pPr>
-        <w:ind w:left="2880" w:hanging="360"/>
-      </w:pPr>
-      <w:rPr>
-        <w:rFonts w:ascii="Symbol" w:hAnsi="Symbol" w:hint="default"/>
-      </w:rPr>
-    </w:lvl>
-    <w:lvl w:ilvl="4" w:tplc="040A0003" w:tentative="1">
-      <w:start w:val="1"/>
-      <w:numFmt w:val="bullet"/>
-      <w:lvlText w:val="o"/>
-      <w:lvlJc w:val="left"/>
-      <w:pPr>
-        <w:ind w:left="3600" w:hanging="360"/>
-      </w:pPr>
-      <w:rPr>
-        <w:rFonts w:ascii="Courier New" w:hAnsi="Courier New" w:cs="Courier New" w:hint="default"/>
-      </w:rPr>
-    </w:lvl>
-    <w:lvl w:ilvl="5" w:tplc="040A0005" w:tentative="1">
-      <w:start w:val="1"/>
-      <w:numFmt w:val="bullet"/>
-      <w:lvlText w:val=""/>
-      <w:lvlJc w:val="left"/>
-      <w:pPr>
-        <w:ind w:left="4320" w:hanging="360"/>
-      </w:pPr>
-      <w:rPr>
-        <w:rFonts w:ascii="Wingdings" w:hAnsi="Wingdings" w:hint="default"/>
-      </w:rPr>
-    </w:lvl>
-    <w:lvl w:ilvl="6" w:tplc="040A0001" w:tentative="1">
-      <w:start w:val="1"/>
-      <w:numFmt w:val="bullet"/>
-      <w:lvlText w:val=""/>
-      <w:lvlJc w:val="left"/>
-      <w:pPr>
-        <w:ind w:left="5040" w:hanging="360"/>
-      </w:pPr>
-      <w:rPr>
-        <w:rFonts w:ascii="Symbol" w:hAnsi="Symbol" w:hint="default"/>
-      </w:rPr>
-    </w:lvl>
-    <w:lvl w:ilvl="7" w:tplc="040A0003" w:tentative="1">
-      <w:start w:val="1"/>
-      <w:numFmt w:val="bullet"/>
-      <w:lvlText w:val="o"/>
-      <w:lvlJc w:val="left"/>
-      <w:pPr>
-        <w:ind w:left="5760" w:hanging="360"/>
-      </w:pPr>
-      <w:rPr>
-        <w:rFonts w:ascii="Courier New" w:hAnsi="Courier New" w:cs="Courier New" w:hint="default"/>
-      </w:rPr>
-    </w:lvl>
-    <w:lvl w:ilvl="8" w:tplc="040A0005" w:tentative="1">
-      <w:start w:val="1"/>
-      <w:numFmt w:val="bullet"/>
-      <w:lvlText w:val=""/>
-      <w:lvlJc w:val="left"/>
-      <w:pPr>
-        <w:ind w:left="6480" w:hanging="360"/>
-      </w:pPr>
-      <w:rPr>
-        <w:rFonts w:ascii="Wingdings" w:hAnsi="Wingdings" w:hint="default"/>
-      </w:rPr>
-    </w:lvl>
-  </w:abstractNum>
-  <w:abstractNum w:abstractNumId="20" w15:restartNumberingAfterBreak="0">
+  <w:abstractNum w:abstractNumId="18" w15:restartNumberingAfterBreak="0">
     <w:nsid w:val="4D270ACC"/>
     <w:multiLevelType w:val="multilevel"/>
     <w:tmpl w:val="DDDE211C"/>
@@ -5654,7 +4372,7 @@
       </w:rPr>
     </w:lvl>
   </w:abstractNum>
-  <w:abstractNum w:abstractNumId="21" w15:restartNumberingAfterBreak="0">
+  <w:abstractNum w:abstractNumId="19" w15:restartNumberingAfterBreak="0">
     <w:nsid w:val="4F6F1DE7"/>
     <w:multiLevelType w:val="multilevel"/>
     <w:tmpl w:val="AF8E5FCC"/>
@@ -5803,7 +4521,7 @@
       </w:rPr>
     </w:lvl>
   </w:abstractNum>
-  <w:abstractNum w:abstractNumId="22" w15:restartNumberingAfterBreak="0">
+  <w:abstractNum w:abstractNumId="20" w15:restartNumberingAfterBreak="0">
     <w:nsid w:val="56745AEF"/>
     <w:multiLevelType w:val="multilevel"/>
     <w:tmpl w:val="77708CCE"/>
@@ -5916,7 +4634,7 @@
       </w:pPr>
     </w:lvl>
   </w:abstractNum>
-  <w:abstractNum w:abstractNumId="23" w15:restartNumberingAfterBreak="0">
+  <w:abstractNum w:abstractNumId="21" w15:restartNumberingAfterBreak="0">
     <w:nsid w:val="5A90047D"/>
     <w:multiLevelType w:val="hybridMultilevel"/>
     <w:tmpl w:val="A822CF98"/>
@@ -6028,7 +4746,7 @@
       </w:rPr>
     </w:lvl>
   </w:abstractNum>
-  <w:abstractNum w:abstractNumId="24" w15:restartNumberingAfterBreak="0">
+  <w:abstractNum w:abstractNumId="22" w15:restartNumberingAfterBreak="0">
     <w:nsid w:val="62203C88"/>
     <w:multiLevelType w:val="multilevel"/>
     <w:tmpl w:val="CC1C08FC"/>
@@ -6177,7 +4895,7 @@
       </w:rPr>
     </w:lvl>
   </w:abstractNum>
-  <w:abstractNum w:abstractNumId="25" w15:restartNumberingAfterBreak="0">
+  <w:abstractNum w:abstractNumId="23" w15:restartNumberingAfterBreak="0">
     <w:nsid w:val="6268072D"/>
     <w:multiLevelType w:val="hybridMultilevel"/>
     <w:tmpl w:val="050879D8"/>
@@ -6290,7 +5008,7 @@
       </w:rPr>
     </w:lvl>
   </w:abstractNum>
-  <w:abstractNum w:abstractNumId="26" w15:restartNumberingAfterBreak="0">
+  <w:abstractNum w:abstractNumId="24" w15:restartNumberingAfterBreak="0">
     <w:nsid w:val="63157499"/>
     <w:multiLevelType w:val="multilevel"/>
     <w:tmpl w:val="C5827E3C"/>
@@ -6407,7 +5125,7 @@
       </w:pPr>
     </w:lvl>
   </w:abstractNum>
-  <w:abstractNum w:abstractNumId="27" w15:restartNumberingAfterBreak="0">
+  <w:abstractNum w:abstractNumId="25" w15:restartNumberingAfterBreak="0">
     <w:nsid w:val="666C00BF"/>
     <w:multiLevelType w:val="multilevel"/>
     <w:tmpl w:val="98102748"/>
@@ -6556,7 +5274,7 @@
       </w:rPr>
     </w:lvl>
   </w:abstractNum>
-  <w:abstractNum w:abstractNumId="28" w15:restartNumberingAfterBreak="0">
+  <w:abstractNum w:abstractNumId="26" w15:restartNumberingAfterBreak="0">
     <w:nsid w:val="697327C8"/>
     <w:multiLevelType w:val="hybridMultilevel"/>
     <w:tmpl w:val="4BBA90AE"/>
@@ -6645,7 +5363,7 @@
       </w:pPr>
     </w:lvl>
   </w:abstractNum>
-  <w:abstractNum w:abstractNumId="29" w15:restartNumberingAfterBreak="0">
+  <w:abstractNum w:abstractNumId="27" w15:restartNumberingAfterBreak="0">
     <w:nsid w:val="6AA16731"/>
     <w:multiLevelType w:val="multilevel"/>
     <w:tmpl w:val="0A640892"/>
@@ -6794,7 +5512,121 @@
       </w:rPr>
     </w:lvl>
   </w:abstractNum>
-  <w:abstractNum w:abstractNumId="30" w15:restartNumberingAfterBreak="0">
+  <w:abstractNum w:abstractNumId="28" w15:restartNumberingAfterBreak="0">
+    <w:nsid w:val="6BB60062"/>
+    <w:multiLevelType w:val="hybridMultilevel"/>
+    <w:tmpl w:val="F4BA4BB8"/>
+    <w:lvl w:ilvl="0" w:tplc="47363282">
+      <w:start w:val="1"/>
+      <w:numFmt w:val="bullet"/>
+      <w:lvlText w:val=""/>
+      <w:lvlJc w:val="left"/>
+      <w:pPr>
+        <w:ind w:left="720" w:hanging="360"/>
+      </w:pPr>
+      <w:rPr>
+        <w:rFonts w:ascii="Symbol" w:hAnsi="Symbol" w:hint="default"/>
+        <w:sz w:val="20"/>
+        <w:szCs w:val="20"/>
+      </w:rPr>
+    </w:lvl>
+    <w:lvl w:ilvl="1" w:tplc="60E2529C">
+      <w:numFmt w:val="bullet"/>
+      <w:lvlText w:val="•"/>
+      <w:lvlJc w:val="left"/>
+      <w:pPr>
+        <w:ind w:left="1440" w:hanging="360"/>
+      </w:pPr>
+      <w:rPr>
+        <w:rFonts w:ascii="Times New Roman" w:eastAsia="Times New Roman" w:hAnsi="Times New Roman" w:cs="Times New Roman" w:hint="default"/>
+      </w:rPr>
+    </w:lvl>
+    <w:lvl w:ilvl="2" w:tplc="040A0005" w:tentative="1">
+      <w:start w:val="1"/>
+      <w:numFmt w:val="bullet"/>
+      <w:lvlText w:val=""/>
+      <w:lvlJc w:val="left"/>
+      <w:pPr>
+        <w:ind w:left="2160" w:hanging="360"/>
+      </w:pPr>
+      <w:rPr>
+        <w:rFonts w:ascii="Wingdings" w:hAnsi="Wingdings" w:hint="default"/>
+      </w:rPr>
+    </w:lvl>
+    <w:lvl w:ilvl="3" w:tplc="040A0001" w:tentative="1">
+      <w:start w:val="1"/>
+      <w:numFmt w:val="bullet"/>
+      <w:lvlText w:val=""/>
+      <w:lvlJc w:val="left"/>
+      <w:pPr>
+        <w:ind w:left="2880" w:hanging="360"/>
+      </w:pPr>
+      <w:rPr>
+        <w:rFonts w:ascii="Symbol" w:hAnsi="Symbol" w:hint="default"/>
+      </w:rPr>
+    </w:lvl>
+    <w:lvl w:ilvl="4" w:tplc="040A0003" w:tentative="1">
+      <w:start w:val="1"/>
+      <w:numFmt w:val="bullet"/>
+      <w:lvlText w:val="o"/>
+      <w:lvlJc w:val="left"/>
+      <w:pPr>
+        <w:ind w:left="3600" w:hanging="360"/>
+      </w:pPr>
+      <w:rPr>
+        <w:rFonts w:ascii="Courier New" w:hAnsi="Courier New" w:cs="Courier New" w:hint="default"/>
+      </w:rPr>
+    </w:lvl>
+    <w:lvl w:ilvl="5" w:tplc="040A0005" w:tentative="1">
+      <w:start w:val="1"/>
+      <w:numFmt w:val="bullet"/>
+      <w:lvlText w:val=""/>
+      <w:lvlJc w:val="left"/>
+      <w:pPr>
+        <w:ind w:left="4320" w:hanging="360"/>
+      </w:pPr>
+      <w:rPr>
+        <w:rFonts w:ascii="Wingdings" w:hAnsi="Wingdings" w:hint="default"/>
+      </w:rPr>
+    </w:lvl>
+    <w:lvl w:ilvl="6" w:tplc="040A0001" w:tentative="1">
+      <w:start w:val="1"/>
+      <w:numFmt w:val="bullet"/>
+      <w:lvlText w:val=""/>
+      <w:lvlJc w:val="left"/>
+      <w:pPr>
+        <w:ind w:left="5040" w:hanging="360"/>
+      </w:pPr>
+      <w:rPr>
+        <w:rFonts w:ascii="Symbol" w:hAnsi="Symbol" w:hint="default"/>
+      </w:rPr>
+    </w:lvl>
+    <w:lvl w:ilvl="7" w:tplc="040A0003" w:tentative="1">
+      <w:start w:val="1"/>
+      <w:numFmt w:val="bullet"/>
+      <w:lvlText w:val="o"/>
+      <w:lvlJc w:val="left"/>
+      <w:pPr>
+        <w:ind w:left="5760" w:hanging="360"/>
+      </w:pPr>
+      <w:rPr>
+        <w:rFonts w:ascii="Courier New" w:hAnsi="Courier New" w:cs="Courier New" w:hint="default"/>
+      </w:rPr>
+    </w:lvl>
+    <w:lvl w:ilvl="8" w:tplc="040A0005" w:tentative="1">
+      <w:start w:val="1"/>
+      <w:numFmt w:val="bullet"/>
+      <w:lvlText w:val=""/>
+      <w:lvlJc w:val="left"/>
+      <w:pPr>
+        <w:ind w:left="6480" w:hanging="360"/>
+      </w:pPr>
+      <w:rPr>
+        <w:rFonts w:ascii="Wingdings" w:hAnsi="Wingdings" w:hint="default"/>
+      </w:rPr>
+    </w:lvl>
+  </w:abstractNum>
+  <w:abstractNum w:abstractNumId="29" w15:restartNumberingAfterBreak="0">
     <w:nsid w:val="6C55585F"/>
     <w:multiLevelType w:val="multilevel"/>
     <w:tmpl w:val="EE748454"/>
@@ -6943,7 +5775,7 @@
       </w:rPr>
     </w:lvl>
   </w:abstractNum>
-  <w:abstractNum w:abstractNumId="31" w15:restartNumberingAfterBreak="0">
+  <w:abstractNum w:abstractNumId="30" w15:restartNumberingAfterBreak="0">
     <w:nsid w:val="6F0F537A"/>
     <w:multiLevelType w:val="multilevel"/>
     <w:tmpl w:val="4F386DC2"/>
@@ -7092,61 +5924,7 @@
       </w:rPr>
     </w:lvl>
   </w:abstractNum>
-  <w:abstractNum w:abstractNumId="32" w15:restartNumberingAfterBreak="0">
-    <w:nsid w:val="75395CD3"/>
-    <w:multiLevelType w:val="hybridMultilevel"/>
-    <w:tmpl w:val="87D69FC0"/>
-    <w:lvl w:ilvl="0" w:tplc="1018C248">
-      <w:start w:val="1"/>
-      <w:numFmt w:val="bullet"/>
-      <w:lvlText w:val="•"/>
-      <w:lvlJc w:val="left"/>
-      <w:pPr>
-        <w:ind w:left="260" w:hanging="200"/>
-      </w:pPr>
-    </w:lvl>
-    <w:lvl w:ilvl="1" w:tplc="FBE2B880">
-      <w:numFmt w:val="decimal"/>
-      <w:lvlText w:val=""/>
-      <w:lvlJc w:val="left"/>
-    </w:lvl>
-    <w:lvl w:ilvl="2" w:tplc="B06EDE8C">
-      <w:numFmt w:val="decimal"/>
-      <w:lvlText w:val=""/>
-      <w:lvlJc w:val="left"/>
-    </w:lvl>
-    <w:lvl w:ilvl="3" w:tplc="55341AEE">
-      <w:numFmt w:val="decimal"/>
-      <w:lvlText w:val=""/>
-      <w:lvlJc w:val="left"/>
-    </w:lvl>
-    <w:lvl w:ilvl="4" w:tplc="8A1A687A">
-      <w:numFmt w:val="decimal"/>
-      <w:lvlText w:val=""/>
-      <w:lvlJc w:val="left"/>
-    </w:lvl>
-    <w:lvl w:ilvl="5" w:tplc="66C03360">
-      <w:numFmt w:val="decimal"/>
-      <w:lvlText w:val=""/>
-      <w:lvlJc w:val="left"/>
-    </w:lvl>
-    <w:lvl w:ilvl="6" w:tplc="770EC2DE">
-      <w:numFmt w:val="decimal"/>
-      <w:lvlText w:val=""/>
-      <w:lvlJc w:val="left"/>
-    </w:lvl>
-    <w:lvl w:ilvl="7" w:tplc="2FBEF708">
-      <w:numFmt w:val="decimal"/>
-      <w:lvlText w:val=""/>
-      <w:lvlJc w:val="left"/>
-    </w:lvl>
-    <w:lvl w:ilvl="8" w:tplc="9B741FAC">
-      <w:numFmt w:val="decimal"/>
-      <w:lvlText w:val=""/>
-      <w:lvlJc w:val="left"/>
-    </w:lvl>
-  </w:abstractNum>
-  <w:abstractNum w:abstractNumId="33" w15:restartNumberingAfterBreak="0">
+  <w:abstractNum w:abstractNumId="31" w15:restartNumberingAfterBreak="0">
     <w:nsid w:val="78536124"/>
     <w:multiLevelType w:val="multilevel"/>
     <w:tmpl w:val="F65CAF38"/>
@@ -7295,7 +6073,7 @@
       </w:rPr>
     </w:lvl>
   </w:abstractNum>
-  <w:abstractNum w:abstractNumId="34" w15:restartNumberingAfterBreak="0">
+  <w:abstractNum w:abstractNumId="32" w15:restartNumberingAfterBreak="0">
     <w:nsid w:val="7A1B2C3D"/>
     <w:multiLevelType w:val="hybridMultilevel"/>
     <w:tmpl w:val="7A1B2C3E"/>
@@ -7352,7 +6130,7 @@
       <w:lvlJc w:val="left"/>
     </w:lvl>
   </w:abstractNum>
-  <w:abstractNum w:abstractNumId="35" w15:restartNumberingAfterBreak="0">
+  <w:abstractNum w:abstractNumId="33" w15:restartNumberingAfterBreak="0">
     <w:nsid w:val="7B7C15D2"/>
     <w:multiLevelType w:val="hybridMultilevel"/>
     <w:tmpl w:val="9E941162"/>
@@ -7465,7 +6243,7 @@
       </w:rPr>
     </w:lvl>
   </w:abstractNum>
-  <w:abstractNum w:abstractNumId="36" w15:restartNumberingAfterBreak="0">
+  <w:abstractNum w:abstractNumId="34" w15:restartNumberingAfterBreak="0">
     <w:nsid w:val="7B7C1AA1"/>
     <w:multiLevelType w:val="multilevel"/>
     <w:tmpl w:val="749C23E2"/>
@@ -7615,64 +6393,64 @@
     </w:lvl>
   </w:abstractNum>
   <w:num w:numId="1">
-    <w:abstractNumId w:val="18"/>
+    <w:abstractNumId w:val="17"/>
   </w:num>
   <w:num w:numId="2">
-    <w:abstractNumId w:val="7"/>
+    <w:abstractNumId w:val="6"/>
   </w:num>
   <w:num w:numId="3">
-    <w:abstractNumId w:val="22"/>
+    <w:abstractNumId w:val="20"/>
   </w:num>
   <w:num w:numId="4">
-    <w:abstractNumId w:val="36"/>
+    <w:abstractNumId w:val="34"/>
   </w:num>
   <w:num w:numId="5">
-    <w:abstractNumId w:val="29"/>
+    <w:abstractNumId w:val="27"/>
   </w:num>
   <w:num w:numId="6">
-    <w:abstractNumId w:val="11"/>
+    <w:abstractNumId w:val="10"/>
   </w:num>
   <w:num w:numId="7">
-    <w:abstractNumId w:val="31"/>
+    <w:abstractNumId w:val="30"/>
   </w:num>
   <w:num w:numId="8">
-    <w:abstractNumId w:val="9"/>
+    <w:abstractNumId w:val="8"/>
   </w:num>
   <w:num w:numId="9">
-    <w:abstractNumId w:val="6"/>
+    <w:abstractNumId w:val="5"/>
   </w:num>
   <w:num w:numId="10">
     <w:abstractNumId w:val="16"/>
   </w:num>
   <w:num w:numId="11">
-    <w:abstractNumId w:val="21"/>
+    <w:abstractNumId w:val="19"/>
   </w:num>
   <w:num w:numId="12">
-    <w:abstractNumId w:val="20"/>
+    <w:abstractNumId w:val="18"/>
   </w:num>
   <w:num w:numId="13">
-    <w:abstractNumId w:val="8"/>
+    <w:abstractNumId w:val="7"/>
   </w:num>
   <w:num w:numId="14">
     <w:abstractNumId w:val="14"/>
   </w:num>
   <w:num w:numId="15">
-    <w:abstractNumId w:val="33"/>
+    <w:abstractNumId w:val="31"/>
   </w:num>
   <w:num w:numId="16">
     <w:abstractNumId w:val="0"/>
   </w:num>
   <w:num w:numId="17">
-    <w:abstractNumId w:val="26"/>
+    <w:abstractNumId w:val="24"/>
   </w:num>
   <w:num w:numId="18">
     <w:abstractNumId w:val="15"/>
   </w:num>
   <w:num w:numId="19">
-    <w:abstractNumId w:val="25"/>
+    <w:abstractNumId w:val="23"/>
   </w:num>
   <w:num w:numId="20">
-    <w:abstractNumId w:val="28"/>
+    <w:abstractNumId w:val="26"/>
   </w:num>
   <w:num w:numId="21">
     <w:abstractNumId w:val="12"/>
@@ -7681,10 +6459,10 @@
     <w:abstractNumId w:val="1"/>
   </w:num>
   <w:num w:numId="23">
-    <w:abstractNumId w:val="24"/>
+    <w:abstractNumId w:val="22"/>
   </w:num>
   <w:num w:numId="24">
-    <w:abstractNumId w:val="27"/>
+    <w:abstractNumId w:val="25"/>
   </w:num>
   <w:num w:numId="25">
     <w:abstractNumId w:val="3"/>
@@ -7693,42 +6471,43 @@
     <w:abstractNumId w:val="4"/>
   </w:num>
   <w:num w:numId="27">
-    <w:abstractNumId w:val="30"/>
+    <w:abstractNumId w:val="29"/>
   </w:num>
   <w:num w:numId="28">
-    <w:abstractNumId w:val="10"/>
+    <w:abstractNumId w:val="9"/>
   </w:num>
   <w:num w:numId="29">
-    <w:abstractNumId w:val="35"/>
+    <w:abstractNumId w:val="33"/>
   </w:num>
   <w:num w:numId="30">
-    <w:abstractNumId w:val="34"/>
+    <w:abstractNumId w:val="32"/>
   </w:num>
   <w:num w:numId="31">
     <w:abstractNumId w:val="2"/>
   </w:num>
   <w:num w:numId="32">
-    <w:abstractNumId w:val="23"/>
+    <w:abstractNumId w:val="21"/>
   </w:num>
   <w:num w:numId="33">
     <w:abstractNumId w:val="13"/>
   </w:num>
   <w:num w:numId="34">
-    <w:abstractNumId w:val="32"/>
-    <w:lvlOverride w:ilvl="0">
-      <w:startOverride w:val="1"/>
-    </w:lvlOverride>
+    <w:abstractNumId w:val="11"/>
   </w:num>
   <w:num w:numId="35">
-    <w:abstractNumId w:val="17"/>
-  </w:num>
-  <w:num w:numId="36">
-    <w:abstractNumId w:val="19"/>
-  </w:num>
-  <w:num w:numId="37">
-    <w:abstractNumId w:val="5"/>
+    <w:abstractNumId w:val="28"/>
   </w:num>
   <w:numIdMacAtCleanup w:val="1"/>
+  <w:abstractNum w:abstractNumId="35">
+    <w:lvl w:ilvl="0">
+      <w:numFmt w:val="bullet"/>
+      <w:lvlText w:val="•"/>
+      <w:suff w:val="space"/>
+    </w:lvl>
+  </w:abstractNum>
+  <w:num w:numId="36">
+    <w:abstractNumId w:val="35"/>
+  </w:num>
 </w:numbering>
 </file>
 
@@ -7925,7 +6704,7 @@
     <w:lsdException w:name="Medium Shading 2 Accent 1" w:uiPriority="64"/>
     <w:lsdException w:name="Medium List 1 Accent 1" w:uiPriority="65"/>
     <w:lsdException w:name="Revision" w:semiHidden="1"/>
-    <w:lsdException w:name="List Paragraph" w:uiPriority="0" w:qFormat="1"/>
+    <w:lsdException w:name="List Paragraph" w:uiPriority="34" w:qFormat="1"/>
     <w:lsdException w:name="Quote" w:uiPriority="29" w:qFormat="1"/>
     <w:lsdException w:name="Intense Quote" w:uiPriority="30" w:qFormat="1"/>
     <w:lsdException w:name="Medium List 2 Accent 1" w:uiPriority="66"/>
@@ -8125,9 +6904,11 @@
   <w:style w:type="paragraph" w:default="1" w:styleId="Normal">
     <w:name w:val="Normal"/>
     <w:qFormat/>
-    <w:rsid w:val="00E94CD4"/>
+    <w:rsid w:val="003F7434"/>
     <w:rPr>
-      <w:rFonts w:ascii="Times New Roman" w:eastAsia="Times New Roman" w:hAnsi="Times New Roman" w:cs="Times New Roman"/>
+      <w:rFonts w:ascii="Noto Sans" w:eastAsia="Times New Roman" w:hAnsi="Noto Sans" w:cs="Times New Roman"/>
+      <w:sz w:val="22"/>
+      <w:lang w:eastAsia="es-ES_tradnl"/>
     </w:rPr>
   </w:style>
   <w:style w:type="paragraph" w:styleId="Ttulo1">
@@ -8142,9 +6923,11 @@
       <w:outlineLvl w:val="0"/>
     </w:pPr>
     <w:rPr>
-      <w:rFonts w:eastAsia="Noto Sans" w:cs="Noto Sans"/>
+      <w:rFonts w:eastAsia="Noto Sans" w:cs="Noto Sans" w:ascii="Noto Sans" w:hAnsi="Noto Sans"/>
       <w:b/>
       <w:color w:val="670E35"/>
+      <w:sz w:val="22"/>
+      <w:lang w:eastAsia="es-MX"/>
     </w:rPr>
   </w:style>
   <w:style w:type="paragraph" w:styleId="Ttulo2">
@@ -8160,9 +6943,11 @@
       <w:outlineLvl w:val="1"/>
     </w:pPr>
     <w:rPr>
-      <w:rFonts w:eastAsia="Montserrat Light" w:cs="Montserrat Light"/>
+      <w:rFonts w:eastAsia="Montserrat Light" w:cs="Montserrat Light" w:ascii="Noto Sans" w:hAnsi="Noto Sans"/>
       <w:b/>
       <w:color w:val="666666"/>
+      <w:sz w:val="22"/>
+      <w:lang w:eastAsia="es-MX"/>
     </w:rPr>
   </w:style>
   <w:style w:type="paragraph" w:styleId="Ttulo3">
@@ -8178,8 +6963,11 @@
       <w:outlineLvl w:val="2"/>
     </w:pPr>
     <w:rPr>
+      <w:rFonts w:ascii="Noto Sans" w:hAnsi="Noto Sans"/>
       <w:b/>
       <w:color w:val="FFFFFF"/>
+      <w:sz w:val="22"/>
+      <w:lang w:eastAsia="es-MX"/>
     </w:rPr>
   </w:style>
   <w:style w:type="paragraph" w:styleId="Ttulo4">
@@ -8201,7 +6989,10 @@
       <w:outlineLvl w:val="3"/>
     </w:pPr>
     <w:rPr>
+      <w:rFonts w:ascii="Noto Sans" w:hAnsi="Noto Sans"/>
       <w:b/>
+      <w:sz w:val="22"/>
+      <w:lang w:eastAsia="es-MX"/>
     </w:rPr>
   </w:style>
   <w:style w:type="paragraph" w:styleId="Ttulo5">
@@ -8217,7 +7008,9 @@
       <w:outlineLvl w:val="4"/>
     </w:pPr>
     <w:rPr>
+      <w:rFonts w:ascii="Noto Sans" w:hAnsi="Noto Sans"/>
       <w:b w:val="0"/>
+      <w:sz w:val="22"/>
     </w:rPr>
   </w:style>
   <w:style w:type="paragraph" w:styleId="Ttulo6">
@@ -8235,9 +7028,11 @@
       <w:outlineLvl w:val="5"/>
     </w:pPr>
     <w:rPr>
+      <w:rFonts w:ascii="Noto Sans" w:hAnsi="Noto Sans"/>
       <w:b/>
-      <w:sz w:val="20"/>
+      <w:sz w:val="22"/>
       <w:szCs w:val="20"/>
+      <w:lang w:eastAsia="es-MX"/>
     </w:rPr>
   </w:style>
   <w:style w:type="character" w:default="1" w:styleId="Fuentedeprrafopredeter">
@@ -8290,9 +7085,11 @@
       <w:spacing w:before="480" w:after="120"/>
     </w:pPr>
     <w:rPr>
+      <w:rFonts w:ascii="Noto Sans" w:hAnsi="Noto Sans"/>
       <w:b/>
-      <w:sz w:val="72"/>
+      <w:sz w:val="22"/>
       <w:szCs w:val="72"/>
+      <w:lang w:eastAsia="es-MX"/>
     </w:rPr>
   </w:style>
   <w:style w:type="table" w:customStyle="1" w:styleId="TableNormal2">
@@ -8319,6 +7116,11 @@
         <w:tab w:val="right" w:pos="8838"/>
       </w:tabs>
     </w:pPr>
+    <w:rPr>
+      <w:rFonts w:ascii="Noto Sans" w:hAnsi="Noto Sans"/>
+      <w:sz w:val="22"/>
+      <w:lang w:eastAsia="es-MX"/>
+    </w:rPr>
   </w:style>
   <w:style w:type="character" w:customStyle="1" w:styleId="EncabezadoCar">
     <w:name w:val="Encabezado Car"/>
@@ -8344,6 +7146,11 @@
         <w:tab w:val="right" w:pos="8838"/>
       </w:tabs>
     </w:pPr>
+    <w:rPr>
+      <w:rFonts w:ascii="Noto Sans" w:hAnsi="Noto Sans"/>
+      <w:sz w:val="22"/>
+      <w:lang w:eastAsia="es-MX"/>
+    </w:rPr>
   </w:style>
   <w:style w:type="character" w:customStyle="1" w:styleId="PiedepginaCar">
     <w:name w:val="Pie de página Car"/>
@@ -8366,11 +7173,12 @@
       <w:spacing w:before="360" w:after="80"/>
     </w:pPr>
     <w:rPr>
-      <w:rFonts w:ascii="Georgia" w:eastAsia="Georgia" w:hAnsi="Georgia" w:cs="Georgia"/>
+      <w:rFonts w:ascii="Noto Sans" w:eastAsia="Georgia" w:hAnsi="Noto Sans" w:cs="Georgia"/>
       <w:i/>
       <w:color w:val="666666"/>
-      <w:sz w:val="48"/>
+      <w:sz w:val="22"/>
       <w:szCs w:val="48"/>
+      <w:lang w:eastAsia="es-MX"/>
     </w:rPr>
   </w:style>
   <w:style w:type="paragraph" w:styleId="NormalWeb">
@@ -8382,16 +7190,27 @@
     <w:pPr>
       <w:spacing w:before="100" w:beforeAutospacing="1" w:after="100" w:afterAutospacing="1"/>
     </w:pPr>
+    <w:rPr>
+      <w:rFonts w:ascii="Noto Sans" w:hAnsi="Noto Sans"/>
+      <w:sz w:val="22"/>
+      <w:lang w:eastAsia="es-MX"/>
+    </w:rPr>
   </w:style>
   <w:style w:type="paragraph" w:styleId="Prrafodelista">
     <w:name w:val="List Paragraph"/>
     <w:basedOn w:val="Normal"/>
+    <w:uiPriority w:val="34"/>
     <w:qFormat/>
     <w:rsid w:val="001E119D"/>
     <w:pPr>
       <w:ind w:left="720"/>
       <w:contextualSpacing/>
     </w:pPr>
+    <w:rPr>
+      <w:rFonts w:ascii="Noto Sans" w:hAnsi="Noto Sans"/>
+      <w:sz w:val="22"/>
+      <w:lang w:eastAsia="es-MX"/>
+    </w:rPr>
   </w:style>
   <w:style w:type="paragraph" w:styleId="Textodeglobo">
     <w:name w:val="Balloon Text"/>
@@ -8402,9 +7221,10 @@
     <w:unhideWhenUsed/>
     <w:rsid w:val="001E119D"/>
     <w:rPr>
-      <w:rFonts w:ascii="Segoe UI" w:hAnsi="Segoe UI" w:cs="Segoe UI"/>
-      <w:sz w:val="18"/>
+      <w:rFonts w:ascii="Noto Sans" w:hAnsi="Noto Sans" w:cs="Segoe UI"/>
+      <w:sz w:val="22"/>
       <w:szCs w:val="18"/>
+      <w:lang w:eastAsia="es-MX"/>
     </w:rPr>
   </w:style>
   <w:style w:type="character" w:customStyle="1" w:styleId="TextodegloboCar">
@@ -8452,8 +7272,10 @@
     <w:unhideWhenUsed/>
     <w:rsid w:val="008D09CA"/>
     <w:rPr>
-      <w:sz w:val="20"/>
+      <w:rFonts w:ascii="Noto Sans" w:hAnsi="Noto Sans"/>
+      <w:sz w:val="22"/>
       <w:szCs w:val="20"/>
+      <w:lang w:eastAsia="es-MX"/>
     </w:rPr>
   </w:style>
   <w:style w:type="character" w:customStyle="1" w:styleId="TextonotapieCar">
@@ -8602,8 +7424,9 @@
       <w:ind w:left="720" w:hanging="720"/>
     </w:pPr>
     <w:rPr>
-      <w:rFonts w:ascii="Univers (W1)" w:hAnsi="Univers (W1)" w:cs="Arial"/>
+      <w:rFonts w:ascii="Noto Sans" w:hAnsi="Noto Sans" w:cs="Arial"/>
       <w:color w:val="800080"/>
+      <w:sz w:val="22"/>
       <w:lang w:val="es-ES_tradnl" w:eastAsia="es-ES"/>
     </w:rPr>
   </w:style>
@@ -8760,6 +7583,11 @@
     <w:pPr>
       <w:spacing w:before="100" w:beforeAutospacing="1" w:after="100" w:afterAutospacing="1"/>
     </w:pPr>
+    <w:rPr>
+      <w:rFonts w:ascii="Noto Sans" w:hAnsi="Noto Sans"/>
+      <w:sz w:val="22"/>
+      <w:lang w:eastAsia="es-MX"/>
+    </w:rPr>
   </w:style>
   <w:style w:type="paragraph" w:customStyle="1" w:styleId="xl65">
     <w:name w:val="xl65"/>
@@ -8768,6 +7596,11 @@
     <w:pPr>
       <w:spacing w:before="100" w:beforeAutospacing="1" w:after="100" w:afterAutospacing="1"/>
     </w:pPr>
+    <w:rPr>
+      <w:rFonts w:ascii="Noto Sans" w:hAnsi="Noto Sans"/>
+      <w:sz w:val="22"/>
+      <w:lang w:eastAsia="es-MX"/>
+    </w:rPr>
   </w:style>
   <w:style w:type="paragraph" w:customStyle="1" w:styleId="xl66">
     <w:name w:val="xl66"/>
@@ -8777,8 +7610,10 @@
       <w:spacing w:before="100" w:beforeAutospacing="1" w:after="100" w:afterAutospacing="1"/>
     </w:pPr>
     <w:rPr>
-      <w:rFonts w:ascii="Calibri" w:hAnsi="Calibri" w:cs="Calibri"/>
+      <w:rFonts w:ascii="Noto Sans" w:hAnsi="Noto Sans" w:cs="Calibri"/>
       <w:color w:val="000000"/>
+      <w:sz w:val="22"/>
+      <w:lang w:eastAsia="es-MX"/>
     </w:rPr>
   </w:style>
   <w:style w:type="table" w:styleId="Tablaconcuadrcula4-nfasis6">
@@ -8861,6 +7696,11 @@
     <w:pPr>
       <w:spacing w:before="100" w:beforeAutospacing="1" w:after="100" w:afterAutospacing="1"/>
     </w:pPr>
+    <w:rPr>
+      <w:rFonts w:ascii="Noto Sans" w:hAnsi="Noto Sans"/>
+      <w:sz w:val="22"/>
+      <w:lang w:eastAsia="es-MX"/>
+    </w:rPr>
   </w:style>
   <w:style w:type="paragraph" w:customStyle="1" w:styleId="xl68">
     <w:name w:val="xl68"/>
@@ -8870,8 +7710,10 @@
       <w:spacing w:before="100" w:beforeAutospacing="1" w:after="100" w:afterAutospacing="1"/>
     </w:pPr>
     <w:rPr>
-      <w:rFonts w:ascii="Calibri" w:hAnsi="Calibri" w:cs="Calibri"/>
+      <w:rFonts w:ascii="Noto Sans" w:hAnsi="Noto Sans" w:cs="Calibri"/>
       <w:color w:val="000000"/>
+      <w:sz w:val="22"/>
+      <w:lang w:eastAsia="es-MX"/>
     </w:rPr>
   </w:style>
   <w:style w:type="paragraph" w:customStyle="1" w:styleId="pdq2pgselectionanchorcontainer">
@@ -8882,7 +7724,8 @@
       <w:spacing w:before="100" w:beforeAutospacing="1" w:after="100" w:afterAutospacing="1"/>
     </w:pPr>
     <w:rPr>
-      <w:lang w:eastAsia="es-ES_tradnl"/>
+      <w:rFonts w:ascii="Noto Sans" w:hAnsi="Noto Sans"/>
+      <w:sz w:val="22"/>
     </w:rPr>
   </w:style>
 </w:styles>
@@ -9203,7 +8046,7 @@
 </file>
 
 <file path=customXml/itemProps2.xml><?xml version="1.0" encoding="utf-8"?>
-<ds:datastoreItem xmlns:ds="http://schemas.openxmlformats.org/officeDocument/2006/customXml" ds:itemID="{A4AD77C7-0B9F-394C-B1C8-11E8E54EF102}">
+<ds:datastoreItem xmlns:ds="http://schemas.openxmlformats.org/officeDocument/2006/customXml" ds:itemID="{36339060-3F28-D949-9895-241B815C1571}">
   <ds:schemaRefs>
     <ds:schemaRef ds:uri="http://schemas.openxmlformats.org/officeDocument/2006/bibliography"/>
   </ds:schemaRefs>
